--- a/Courses/Software-Sciences/IT-Module-3-Web-Design/23-Web-Security/23-Web-Security-Exercises.docx
+++ b/Courses/Software-Sciences/IT-Module-3-Web-Design/23-Web-Security/23-Web-Security-Exercises.docx
@@ -1,6 +1,6 @@
 
 <file path=word/document.xml><?xml version="1.0" encoding="utf-8"?>
-<w:document xmlns:wpc="http://schemas.microsoft.com/office/word/2010/wordprocessingCanvas" xmlns:cx="http://schemas.microsoft.com/office/drawing/2014/chartex" xmlns:cx1="http://schemas.microsoft.com/office/drawing/2015/9/8/chartex" xmlns:cx2="http://schemas.microsoft.com/office/drawing/2015/10/21/chartex" xmlns:cx3="http://schemas.microsoft.com/office/drawing/2016/5/9/chartex" xmlns:cx4="http://schemas.microsoft.com/office/drawing/2016/5/10/chartex" xmlns:cx5="http://schemas.microsoft.com/office/drawing/2016/5/11/chartex" xmlns:cx6="http://schemas.microsoft.com/office/drawing/2016/5/12/chartex" xmlns:cx7="http://schemas.microsoft.com/office/drawing/2016/5/13/chartex" xmlns:cx8="http://schemas.microsoft.com/office/drawing/2016/5/14/chartex" xmlns:mc="http://schemas.openxmlformats.org/markup-compatibility/2006" xmlns:aink="http://schemas.microsoft.com/office/drawing/2016/ink" xmlns:am3d="http://schemas.microsoft.com/office/drawing/2017/model3d" xmlns:o="urn:schemas-microsoft-com:office:office" xmlns:oel="http://schemas.microsoft.com/office/2019/extlst" xmlns:r="http://schemas.openxmlformats.org/officeDocument/2006/relationships" xmlns:m="http://schemas.openxmlformats.org/officeDocument/2006/math" xmlns:v="urn:schemas-microsoft-com:vml" xmlns:wp14="http://schemas.microsoft.com/office/word/2010/wordprocessingDrawing" xmlns:wp="http://schemas.openxmlformats.org/drawingml/2006/wordprocessingDrawing" xmlns:w10="urn:schemas-microsoft-com:office:word" xmlns:w="http://schemas.openxmlformats.org/wordprocessingml/2006/main" xmlns:w14="http://schemas.microsoft.com/office/word/2010/wordml" xmlns:w15="http://schemas.microsoft.com/office/word/2012/wordml" xmlns:w16cex="http://schemas.microsoft.com/office/word/2018/wordml/cex" xmlns:w16cid="http://schemas.microsoft.com/office/word/2016/wordml/cid" xmlns:w16="http://schemas.microsoft.com/office/word/2018/wordml" xmlns:w16sdtdh="http://schemas.microsoft.com/office/word/2020/wordml/sdtdatahash" xmlns:w16se="http://schemas.microsoft.com/office/word/2015/wordml/symex" xmlns:wpg="http://schemas.microsoft.com/office/word/2010/wordprocessingGroup" xmlns:wpi="http://schemas.microsoft.com/office/word/2010/wordprocessingInk" xmlns:wne="http://schemas.microsoft.com/office/word/2006/wordml" xmlns:wps="http://schemas.microsoft.com/office/word/2010/wordprocessingShape" mc:Ignorable="w14 w15 w16se w16cid w16 w16cex w16sdtdh wp14">
+<w:document xmlns:wpc="http://schemas.microsoft.com/office/word/2010/wordprocessingCanvas" xmlns:cx="http://schemas.microsoft.com/office/drawing/2014/chartex" xmlns:cx1="http://schemas.microsoft.com/office/drawing/2015/9/8/chartex" xmlns:cx2="http://schemas.microsoft.com/office/drawing/2015/10/21/chartex" xmlns:cx3="http://schemas.microsoft.com/office/drawing/2016/5/9/chartex" xmlns:cx4="http://schemas.microsoft.com/office/drawing/2016/5/10/chartex" xmlns:cx5="http://schemas.microsoft.com/office/drawing/2016/5/11/chartex" xmlns:cx6="http://schemas.microsoft.com/office/drawing/2016/5/12/chartex" xmlns:cx7="http://schemas.microsoft.com/office/drawing/2016/5/13/chartex" xmlns:cx8="http://schemas.microsoft.com/office/drawing/2016/5/14/chartex" xmlns:mc="http://schemas.openxmlformats.org/markup-compatibility/2006" xmlns:aink="http://schemas.microsoft.com/office/drawing/2016/ink" xmlns:am3d="http://schemas.microsoft.com/office/drawing/2017/model3d" xmlns:o="urn:schemas-microsoft-com:office:office" xmlns:oel="http://schemas.microsoft.com/office/2019/extlst" xmlns:r="http://schemas.openxmlformats.org/officeDocument/2006/relationships" xmlns:m="http://schemas.openxmlformats.org/officeDocument/2006/math" xmlns:v="urn:schemas-microsoft-com:vml" xmlns:wp14="http://schemas.microsoft.com/office/word/2010/wordprocessingDrawing" xmlns:wp="http://schemas.openxmlformats.org/drawingml/2006/wordprocessingDrawing" xmlns:w10="urn:schemas-microsoft-com:office:word" xmlns:w="http://schemas.openxmlformats.org/wordprocessingml/2006/main" xmlns:w14="http://schemas.microsoft.com/office/word/2010/wordml" xmlns:w15="http://schemas.microsoft.com/office/word/2012/wordml" xmlns:w16cex="http://schemas.microsoft.com/office/word/2018/wordml/cex" xmlns:w16cid="http://schemas.microsoft.com/office/word/2016/wordml/cid" xmlns:w16="http://schemas.microsoft.com/office/word/2018/wordml" xmlns:w16du="http://schemas.microsoft.com/office/word/2023/wordml/word16du" xmlns:w16sdtdh="http://schemas.microsoft.com/office/word/2020/wordml/sdtdatahash" xmlns:w16se="http://schemas.microsoft.com/office/word/2015/wordml/symex" xmlns:wpg="http://schemas.microsoft.com/office/word/2010/wordprocessingGroup" xmlns:wpi="http://schemas.microsoft.com/office/word/2010/wordprocessingInk" xmlns:wne="http://schemas.microsoft.com/office/word/2006/wordml" xmlns:wps="http://schemas.microsoft.com/office/word/2010/wordprocessingShape" mc:Ignorable="w14 w15 w16se w16cid w16 w16cex w16sdtdh w16du wp14">
   <w:body>
     <w:p>
       <w:pPr>
@@ -87,7 +87,7 @@
           <w:noProof/>
         </w:rPr>
         <w:drawing>
-          <wp:inline distT="0" distB="0" distL="0" distR="0" wp14:anchorId="73F5C6D6" wp14:editId="00915E82">
+          <wp:inline distT="0" distB="0" distL="0" distR="0" wp14:anchorId="73F5C6D6" wp14:editId="395769CA">
             <wp:extent cx="1065886" cy="497260"/>
             <wp:effectExtent l="0" t="0" r="1270" b="0"/>
             <wp:docPr id="470543985" name="Picture 1"/>
@@ -753,7 +753,7 @@
           <w:lang w:val="bg-BG"/>
         </w:rPr>
         <w:drawing>
-          <wp:inline distT="0" distB="0" distL="0" distR="0" wp14:anchorId="6C75137E" wp14:editId="4E2BC780">
+          <wp:inline distT="0" distB="0" distL="0" distR="0" wp14:anchorId="6C75137E" wp14:editId="7B02E6A6">
             <wp:extent cx="2682964" cy="1298209"/>
             <wp:effectExtent l="12700" t="12700" r="9525" b="10160"/>
             <wp:docPr id="632321972" name="Picture 1"/>
@@ -974,7 +974,7 @@
           <w:lang w:val="bg-BG"/>
         </w:rPr>
         <w:drawing>
-          <wp:inline distT="0" distB="0" distL="0" distR="0" wp14:anchorId="2767F768" wp14:editId="3C922896">
+          <wp:inline distT="0" distB="0" distL="0" distR="0" wp14:anchorId="2767F768" wp14:editId="43E31E01">
             <wp:extent cx="3353587" cy="3449204"/>
             <wp:effectExtent l="12700" t="12700" r="12065" b="18415"/>
             <wp:docPr id="1646181426" name="Picture 2"/>
@@ -989,7 +989,7 @@
                     <pic:cNvPicPr/>
                   </pic:nvPicPr>
                   <pic:blipFill>
-                    <a:blip r:embed="rId10" cstate="print">
+                    <a:blip r:embed="rId11" cstate="print">
                       <a:extLst>
                         <a:ext uri="{28A0092B-C50C-407E-A947-70E740481C1C}">
                           <a14:useLocalDpi xmlns:a14="http://schemas.microsoft.com/office/drawing/2010/main" val="0"/>
@@ -1088,7 +1088,13 @@
           <w:bCs/>
           <w:lang w:val="bg-BG"/>
         </w:rPr>
-        <w:t xml:space="preserve">уеб </w:t>
+        <w:t>уеб сайта</w:t>
+      </w:r>
+      <w:r>
+        <w:rPr>
+          <w:lang w:val="bg-BG"/>
+        </w:rPr>
+        <w:t xml:space="preserve"> и </w:t>
       </w:r>
       <w:r>
         <w:rPr>
@@ -1096,20 +1102,6 @@
           <w:bCs/>
           <w:lang w:val="bg-BG"/>
         </w:rPr>
-        <w:t>сайта</w:t>
-      </w:r>
-      <w:r>
-        <w:rPr>
-          <w:lang w:val="bg-BG"/>
-        </w:rPr>
-        <w:t xml:space="preserve"> и </w:t>
-      </w:r>
-      <w:r>
-        <w:rPr>
-          <w:b/>
-          <w:bCs/>
-          <w:lang w:val="bg-BG"/>
-        </w:rPr>
         <w:t>датата</w:t>
       </w:r>
       <w:r>
@@ -1120,6 +1112,11 @@
       </w:r>
     </w:p>
     <w:p>
+      <w:pPr>
+        <w:rPr>
+          <w:lang w:val="bg-BG"/>
+        </w:rPr>
+      </w:pPr>
       <w:r>
         <w:rPr>
           <w:noProof/>
@@ -1140,7 +1137,7 @@
                     <pic:cNvPicPr/>
                   </pic:nvPicPr>
                   <pic:blipFill>
-                    <a:blip r:embed="rId11">
+                    <a:blip r:embed="rId12">
                       <a:extLst>
                         <a:ext uri="{28A0092B-C50C-407E-A947-70E740481C1C}">
                           <a14:useLocalDpi xmlns:a14="http://schemas.microsoft.com/office/drawing/2010/main" val="0"/>
@@ -1174,9 +1171,34 @@
         </w:drawing>
       </w:r>
     </w:p>
+    <w:p>
+      <w:pPr>
+        <w:rPr>
+          <w:lang w:val="bg-BG"/>
+        </w:rPr>
+      </w:pPr>
+    </w:p>
+    <w:p>
+      <w:pPr>
+        <w:rPr>
+          <w:sz w:val="40"/>
+          <w:szCs w:val="40"/>
+          <w:lang w:val="bg-BG"/>
+        </w:rPr>
+      </w:pPr>
+      <w:r>
+        <w:rPr>
+          <w:sz w:val="40"/>
+          <w:szCs w:val="40"/>
+          <w:highlight w:val="yellow"/>
+          <w:lang w:val="bg-BG"/>
+        </w:rPr>
+        <w:t>Да се добави задача за възтановяване на уебсайта от бекъп</w:t>
+      </w:r>
+    </w:p>
     <w:sectPr>
-      <w:headerReference w:type="default" r:id="rId12"/>
-      <w:footerReference w:type="default" r:id="rId13"/>
+      <w:headerReference w:type="default" r:id="rId13"/>
+      <w:footerReference w:type="default" r:id="rId14"/>
       <w:pgSz w:w="11909" w:h="16834" w:code="9"/>
       <w:pgMar w:top="567" w:right="737" w:bottom="680" w:left="737" w:header="567" w:footer="510" w:gutter="0"/>
       <w:cols w:space="720"/>
@@ -1187,7 +1209,7 @@
 </file>
 
 <file path=word/endnotes.xml><?xml version="1.0" encoding="utf-8"?>
-<w:endnotes xmlns:wpc="http://schemas.microsoft.com/office/word/2010/wordprocessingCanvas" xmlns:cx="http://schemas.microsoft.com/office/drawing/2014/chartex" xmlns:cx1="http://schemas.microsoft.com/office/drawing/2015/9/8/chartex" xmlns:cx2="http://schemas.microsoft.com/office/drawing/2015/10/21/chartex" xmlns:cx3="http://schemas.microsoft.com/office/drawing/2016/5/9/chartex" xmlns:cx4="http://schemas.microsoft.com/office/drawing/2016/5/10/chartex" xmlns:cx5="http://schemas.microsoft.com/office/drawing/2016/5/11/chartex" xmlns:cx6="http://schemas.microsoft.com/office/drawing/2016/5/12/chartex" xmlns:cx7="http://schemas.microsoft.com/office/drawing/2016/5/13/chartex" xmlns:cx8="http://schemas.microsoft.com/office/drawing/2016/5/14/chartex" xmlns:mc="http://schemas.openxmlformats.org/markup-compatibility/2006" xmlns:aink="http://schemas.microsoft.com/office/drawing/2016/ink" xmlns:am3d="http://schemas.microsoft.com/office/drawing/2017/model3d" xmlns:o="urn:schemas-microsoft-com:office:office" xmlns:oel="http://schemas.microsoft.com/office/2019/extlst" xmlns:r="http://schemas.openxmlformats.org/officeDocument/2006/relationships" xmlns:m="http://schemas.openxmlformats.org/officeDocument/2006/math" xmlns:v="urn:schemas-microsoft-com:vml" xmlns:wp14="http://schemas.microsoft.com/office/word/2010/wordprocessingDrawing" xmlns:wp="http://schemas.openxmlformats.org/drawingml/2006/wordprocessingDrawing" xmlns:w10="urn:schemas-microsoft-com:office:word" xmlns:w="http://schemas.openxmlformats.org/wordprocessingml/2006/main" xmlns:w14="http://schemas.microsoft.com/office/word/2010/wordml" xmlns:w15="http://schemas.microsoft.com/office/word/2012/wordml" xmlns:w16cex="http://schemas.microsoft.com/office/word/2018/wordml/cex" xmlns:w16cid="http://schemas.microsoft.com/office/word/2016/wordml/cid" xmlns:w16="http://schemas.microsoft.com/office/word/2018/wordml" xmlns:w16sdtdh="http://schemas.microsoft.com/office/word/2020/wordml/sdtdatahash" xmlns:w16se="http://schemas.microsoft.com/office/word/2015/wordml/symex" xmlns:wpg="http://schemas.microsoft.com/office/word/2010/wordprocessingGroup" xmlns:wpi="http://schemas.microsoft.com/office/word/2010/wordprocessingInk" xmlns:wne="http://schemas.microsoft.com/office/word/2006/wordml" xmlns:wps="http://schemas.microsoft.com/office/word/2010/wordprocessingShape" mc:Ignorable="w14 w15 w16se w16cid w16 w16cex w16sdtdh wp14">
+<w:endnotes xmlns:wpc="http://schemas.microsoft.com/office/word/2010/wordprocessingCanvas" xmlns:cx="http://schemas.microsoft.com/office/drawing/2014/chartex" xmlns:cx1="http://schemas.microsoft.com/office/drawing/2015/9/8/chartex" xmlns:cx2="http://schemas.microsoft.com/office/drawing/2015/10/21/chartex" xmlns:cx3="http://schemas.microsoft.com/office/drawing/2016/5/9/chartex" xmlns:cx4="http://schemas.microsoft.com/office/drawing/2016/5/10/chartex" xmlns:cx5="http://schemas.microsoft.com/office/drawing/2016/5/11/chartex" xmlns:cx6="http://schemas.microsoft.com/office/drawing/2016/5/12/chartex" xmlns:cx7="http://schemas.microsoft.com/office/drawing/2016/5/13/chartex" xmlns:cx8="http://schemas.microsoft.com/office/drawing/2016/5/14/chartex" xmlns:mc="http://schemas.openxmlformats.org/markup-compatibility/2006" xmlns:aink="http://schemas.microsoft.com/office/drawing/2016/ink" xmlns:am3d="http://schemas.microsoft.com/office/drawing/2017/model3d" xmlns:o="urn:schemas-microsoft-com:office:office" xmlns:oel="http://schemas.microsoft.com/office/2019/extlst" xmlns:r="http://schemas.openxmlformats.org/officeDocument/2006/relationships" xmlns:m="http://schemas.openxmlformats.org/officeDocument/2006/math" xmlns:v="urn:schemas-microsoft-com:vml" xmlns:wp14="http://schemas.microsoft.com/office/word/2010/wordprocessingDrawing" xmlns:wp="http://schemas.openxmlformats.org/drawingml/2006/wordprocessingDrawing" xmlns:w10="urn:schemas-microsoft-com:office:word" xmlns:w="http://schemas.openxmlformats.org/wordprocessingml/2006/main" xmlns:w14="http://schemas.microsoft.com/office/word/2010/wordml" xmlns:w15="http://schemas.microsoft.com/office/word/2012/wordml" xmlns:w16cex="http://schemas.microsoft.com/office/word/2018/wordml/cex" xmlns:w16cid="http://schemas.microsoft.com/office/word/2016/wordml/cid" xmlns:w16="http://schemas.microsoft.com/office/word/2018/wordml" xmlns:w16du="http://schemas.microsoft.com/office/word/2023/wordml/word16du" xmlns:w16sdtdh="http://schemas.microsoft.com/office/word/2020/wordml/sdtdatahash" xmlns:w16se="http://schemas.microsoft.com/office/word/2015/wordml/symex" xmlns:wpg="http://schemas.microsoft.com/office/word/2010/wordprocessingGroup" xmlns:wpi="http://schemas.microsoft.com/office/word/2010/wordprocessingInk" xmlns:wne="http://schemas.microsoft.com/office/word/2006/wordml" xmlns:wps="http://schemas.microsoft.com/office/word/2010/wordprocessingShape" mc:Ignorable="w14 w15 w16se w16cid w16 w16cex w16sdtdh w16du wp14">
   <w:endnote w:type="separator" w:id="-1">
     <w:p>
       <w:pPr>
@@ -1212,7 +1234,7 @@
 </file>
 
 <file path=word/footer1.xml><?xml version="1.0" encoding="utf-8"?>
-<w:ftr xmlns:wpc="http://schemas.microsoft.com/office/word/2010/wordprocessingCanvas" xmlns:cx="http://schemas.microsoft.com/office/drawing/2014/chartex" xmlns:cx1="http://schemas.microsoft.com/office/drawing/2015/9/8/chartex" xmlns:cx2="http://schemas.microsoft.com/office/drawing/2015/10/21/chartex" xmlns:cx3="http://schemas.microsoft.com/office/drawing/2016/5/9/chartex" xmlns:cx4="http://schemas.microsoft.com/office/drawing/2016/5/10/chartex" xmlns:cx5="http://schemas.microsoft.com/office/drawing/2016/5/11/chartex" xmlns:cx6="http://schemas.microsoft.com/office/drawing/2016/5/12/chartex" xmlns:cx7="http://schemas.microsoft.com/office/drawing/2016/5/13/chartex" xmlns:cx8="http://schemas.microsoft.com/office/drawing/2016/5/14/chartex" xmlns:mc="http://schemas.openxmlformats.org/markup-compatibility/2006" xmlns:aink="http://schemas.microsoft.com/office/drawing/2016/ink" xmlns:am3d="http://schemas.microsoft.com/office/drawing/2017/model3d" xmlns:o="urn:schemas-microsoft-com:office:office" xmlns:oel="http://schemas.microsoft.com/office/2019/extlst" xmlns:r="http://schemas.openxmlformats.org/officeDocument/2006/relationships" xmlns:m="http://schemas.openxmlformats.org/officeDocument/2006/math" xmlns:v="urn:schemas-microsoft-com:vml" xmlns:wp14="http://schemas.microsoft.com/office/word/2010/wordprocessingDrawing" xmlns:wp="http://schemas.openxmlformats.org/drawingml/2006/wordprocessingDrawing" xmlns:w10="urn:schemas-microsoft-com:office:word" xmlns:w="http://schemas.openxmlformats.org/wordprocessingml/2006/main" xmlns:w14="http://schemas.microsoft.com/office/word/2010/wordml" xmlns:w15="http://schemas.microsoft.com/office/word/2012/wordml" xmlns:w16cex="http://schemas.microsoft.com/office/word/2018/wordml/cex" xmlns:w16cid="http://schemas.microsoft.com/office/word/2016/wordml/cid" xmlns:w16="http://schemas.microsoft.com/office/word/2018/wordml" xmlns:w16sdtdh="http://schemas.microsoft.com/office/word/2020/wordml/sdtdatahash" xmlns:w16se="http://schemas.microsoft.com/office/word/2015/wordml/symex" xmlns:wpg="http://schemas.microsoft.com/office/word/2010/wordprocessingGroup" xmlns:wpi="http://schemas.microsoft.com/office/word/2010/wordprocessingInk" xmlns:wne="http://schemas.microsoft.com/office/word/2006/wordml" xmlns:wps="http://schemas.microsoft.com/office/word/2010/wordprocessingShape" mc:Ignorable="w14 w15 w16se w16cid w16 w16cex w16sdtdh wp14">
+<w:ftr xmlns:wpc="http://schemas.microsoft.com/office/word/2010/wordprocessingCanvas" xmlns:cx="http://schemas.microsoft.com/office/drawing/2014/chartex" xmlns:cx1="http://schemas.microsoft.com/office/drawing/2015/9/8/chartex" xmlns:cx2="http://schemas.microsoft.com/office/drawing/2015/10/21/chartex" xmlns:cx3="http://schemas.microsoft.com/office/drawing/2016/5/9/chartex" xmlns:cx4="http://schemas.microsoft.com/office/drawing/2016/5/10/chartex" xmlns:cx5="http://schemas.microsoft.com/office/drawing/2016/5/11/chartex" xmlns:cx6="http://schemas.microsoft.com/office/drawing/2016/5/12/chartex" xmlns:cx7="http://schemas.microsoft.com/office/drawing/2016/5/13/chartex" xmlns:cx8="http://schemas.microsoft.com/office/drawing/2016/5/14/chartex" xmlns:mc="http://schemas.openxmlformats.org/markup-compatibility/2006" xmlns:aink="http://schemas.microsoft.com/office/drawing/2016/ink" xmlns:am3d="http://schemas.microsoft.com/office/drawing/2017/model3d" xmlns:o="urn:schemas-microsoft-com:office:office" xmlns:oel="http://schemas.microsoft.com/office/2019/extlst" xmlns:r="http://schemas.openxmlformats.org/officeDocument/2006/relationships" xmlns:m="http://schemas.openxmlformats.org/officeDocument/2006/math" xmlns:v="urn:schemas-microsoft-com:vml" xmlns:wp14="http://schemas.microsoft.com/office/word/2010/wordprocessingDrawing" xmlns:wp="http://schemas.openxmlformats.org/drawingml/2006/wordprocessingDrawing" xmlns:w10="urn:schemas-microsoft-com:office:word" xmlns:w="http://schemas.openxmlformats.org/wordprocessingml/2006/main" xmlns:w14="http://schemas.microsoft.com/office/word/2010/wordml" xmlns:w15="http://schemas.microsoft.com/office/word/2012/wordml" xmlns:w16cex="http://schemas.microsoft.com/office/word/2018/wordml/cex" xmlns:w16cid="http://schemas.microsoft.com/office/word/2016/wordml/cid" xmlns:w16="http://schemas.microsoft.com/office/word/2018/wordml" xmlns:w16du="http://schemas.microsoft.com/office/word/2023/wordml/word16du" xmlns:w16sdtdh="http://schemas.microsoft.com/office/word/2020/wordml/sdtdatahash" xmlns:w16se="http://schemas.microsoft.com/office/word/2015/wordml/symex" xmlns:wpg="http://schemas.microsoft.com/office/word/2010/wordprocessingGroup" xmlns:wpi="http://schemas.microsoft.com/office/word/2010/wordprocessingInk" xmlns:wne="http://schemas.microsoft.com/office/word/2006/wordml" xmlns:wps="http://schemas.microsoft.com/office/word/2010/wordprocessingShape" mc:Ignorable="w14 w15 w16se w16cid w16 w16cex w16sdtdh w16du wp14">
   <w:p>
     <w:pPr>
       <w:pStyle w:val="Footer"/>
@@ -1554,13 +1576,13 @@
             </wp:anchor>
           </w:drawing>
         </mc:Choice>
-        <mc:Fallback xmlns="">
+        <mc:Fallback>
           <w:pict>
             <v:shapetype w14:anchorId="7ACB1FAE" id="_x0000_t202" coordsize="21600,21600" o:spt="202" path="m,l,21600r21600,l21600,xe">
               <v:stroke joinstyle="miter"/>
               <v:path gradientshapeok="t" o:connecttype="rect"/>
             </v:shapetype>
-            <v:shape id="Text Box 16" o:spid="_x0000_s1026" type="#_x0000_t202" style="position:absolute;margin-left:101.15pt;margin-top:6.95pt;width:418.95pt;height:40.45pt;z-index:251660288;visibility:visible;mso-wrap-style:square;mso-width-percent:0;mso-height-percent:0;mso-wrap-distance-left:9pt;mso-wrap-distance-top:0;mso-wrap-distance-right:9pt;mso-wrap-distance-bottom:0;mso-position-horizontal:absolute;mso-position-horizontal-relative:text;mso-position-vertical:absolute;mso-position-vertical-relative:text;mso-width-percent:0;mso-height-percent:0;mso-width-relative:page;mso-height-relative:page;v-text-anchor:top" o:gfxdata="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" filled="f" stroked="f">
+            <v:shape id="Text Box 16" o:spid="_x0000_s1026" type="#_x0000_t202" style="position:absolute;margin-left:101.15pt;margin-top:6.95pt;width:418.95pt;height:40.45pt;z-index:251660288;visibility:visible;mso-wrap-style:square;mso-width-percent:0;mso-height-percent:0;mso-wrap-distance-left:9pt;mso-wrap-distance-top:0;mso-wrap-distance-right:9pt;mso-wrap-distance-bottom:0;mso-position-horizontal:absolute;mso-position-horizontal-relative:text;mso-position-vertical:absolute;mso-position-vertical-relative:text;mso-width-percent:0;mso-height-percent:0;mso-width-relative:page;mso-height-relative:page;v-text-anchor:top" o:gfxdata="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" filled="f" stroked="f">
               <v:textbox inset=".5mm,1.2mm,.5mm,.5mm">
                 <w:txbxContent>
                   <w:p>
@@ -1977,7 +1999,7 @@
             </wp:anchor>
           </w:drawing>
         </mc:Choice>
-        <mc:Fallback xmlns:w16du="http://schemas.microsoft.com/office/word/2023/wordml/word16du" xmlns="">
+        <mc:Fallback>
           <w:pict>
             <v:line w14:anchorId="23DA4A24" id="Straight Connector 19" o:spid="_x0000_s1026" style="position:absolute;flip:y;z-index:251659264;visibility:visible;mso-wrap-style:square;mso-width-percent:0;mso-height-percent:0;mso-wrap-distance-left:9pt;mso-wrap-distance-top:0;mso-wrap-distance-right:9pt;mso-wrap-distance-bottom:0;mso-position-horizontal:absolute;mso-position-horizontal-relative:text;mso-position-vertical:absolute;mso-position-vertical-relative:text;mso-width-percent:0;mso-height-percent:0;mso-width-relative:page;mso-height-relative:page" from="-.1pt,5.2pt" to="520.7pt,5.2pt" o:gfxdata="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" strokecolor="#974706 [1609]" strokeweight="1pt">
               <v:stroke endcap="round"/>
@@ -2200,9 +2222,9 @@
             </wp:anchor>
           </w:drawing>
         </mc:Choice>
-        <mc:Fallback xmlns="">
+        <mc:Fallback>
           <w:pict>
-            <v:shape w14:anchorId="0D7D8A2E" id="Text Box 4" o:spid="_x0000_s1027" type="#_x0000_t202" style="position:absolute;margin-left:444.65pt;margin-top:8.35pt;width:70.9pt;height:15.9pt;z-index:251661312;visibility:visible;mso-wrap-style:square;mso-width-percent:0;mso-height-percent:0;mso-wrap-distance-left:9pt;mso-wrap-distance-top:0;mso-wrap-distance-right:9pt;mso-wrap-distance-bottom:0;mso-position-horizontal:absolute;mso-position-horizontal-relative:text;mso-position-vertical:absolute;mso-position-vertical-relative:text;mso-width-percent:0;mso-height-percent:0;mso-width-relative:page;mso-height-relative:page;v-text-anchor:middle" o:gfxdata="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" filled="f" stroked="f" strokeweight=".5pt">
+            <v:shape w14:anchorId="0D7D8A2E" id="Text Box 4" o:spid="_x0000_s1027" type="#_x0000_t202" style="position:absolute;margin-left:444.65pt;margin-top:8.35pt;width:70.9pt;height:15.9pt;z-index:251661312;visibility:visible;mso-wrap-style:square;mso-width-percent:0;mso-height-percent:0;mso-wrap-distance-left:9pt;mso-wrap-distance-top:0;mso-wrap-distance-right:9pt;mso-wrap-distance-bottom:0;mso-position-horizontal:absolute;mso-position-horizontal-relative:text;mso-position-vertical:absolute;mso-position-vertical-relative:text;mso-width-percent:0;mso-height-percent:0;mso-width-relative:page;mso-height-relative:page;v-text-anchor:middle" o:gfxdata="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" filled="f" stroked="f" strokeweight=".5pt">
               <v:textbox inset="0,0,0,0">
                 <w:txbxContent>
                   <w:p>
@@ -2352,7 +2374,7 @@
 </file>
 
 <file path=word/footnotes.xml><?xml version="1.0" encoding="utf-8"?>
-<w:footnotes xmlns:wpc="http://schemas.microsoft.com/office/word/2010/wordprocessingCanvas" xmlns:cx="http://schemas.microsoft.com/office/drawing/2014/chartex" xmlns:cx1="http://schemas.microsoft.com/office/drawing/2015/9/8/chartex" xmlns:cx2="http://schemas.microsoft.com/office/drawing/2015/10/21/chartex" xmlns:cx3="http://schemas.microsoft.com/office/drawing/2016/5/9/chartex" xmlns:cx4="http://schemas.microsoft.com/office/drawing/2016/5/10/chartex" xmlns:cx5="http://schemas.microsoft.com/office/drawing/2016/5/11/chartex" xmlns:cx6="http://schemas.microsoft.com/office/drawing/2016/5/12/chartex" xmlns:cx7="http://schemas.microsoft.com/office/drawing/2016/5/13/chartex" xmlns:cx8="http://schemas.microsoft.com/office/drawing/2016/5/14/chartex" xmlns:mc="http://schemas.openxmlformats.org/markup-compatibility/2006" xmlns:aink="http://schemas.microsoft.com/office/drawing/2016/ink" xmlns:am3d="http://schemas.microsoft.com/office/drawing/2017/model3d" xmlns:o="urn:schemas-microsoft-com:office:office" xmlns:oel="http://schemas.microsoft.com/office/2019/extlst" xmlns:r="http://schemas.openxmlformats.org/officeDocument/2006/relationships" xmlns:m="http://schemas.openxmlformats.org/officeDocument/2006/math" xmlns:v="urn:schemas-microsoft-com:vml" xmlns:wp14="http://schemas.microsoft.com/office/word/2010/wordprocessingDrawing" xmlns:wp="http://schemas.openxmlformats.org/drawingml/2006/wordprocessingDrawing" xmlns:w10="urn:schemas-microsoft-com:office:word" xmlns:w="http://schemas.openxmlformats.org/wordprocessingml/2006/main" xmlns:w14="http://schemas.microsoft.com/office/word/2010/wordml" xmlns:w15="http://schemas.microsoft.com/office/word/2012/wordml" xmlns:w16cex="http://schemas.microsoft.com/office/word/2018/wordml/cex" xmlns:w16cid="http://schemas.microsoft.com/office/word/2016/wordml/cid" xmlns:w16="http://schemas.microsoft.com/office/word/2018/wordml" xmlns:w16sdtdh="http://schemas.microsoft.com/office/word/2020/wordml/sdtdatahash" xmlns:w16se="http://schemas.microsoft.com/office/word/2015/wordml/symex" xmlns:wpg="http://schemas.microsoft.com/office/word/2010/wordprocessingGroup" xmlns:wpi="http://schemas.microsoft.com/office/word/2010/wordprocessingInk" xmlns:wne="http://schemas.microsoft.com/office/word/2006/wordml" xmlns:wps="http://schemas.microsoft.com/office/word/2010/wordprocessingShape" mc:Ignorable="w14 w15 w16se w16cid w16 w16cex w16sdtdh wp14">
+<w:footnotes xmlns:wpc="http://schemas.microsoft.com/office/word/2010/wordprocessingCanvas" xmlns:cx="http://schemas.microsoft.com/office/drawing/2014/chartex" xmlns:cx1="http://schemas.microsoft.com/office/drawing/2015/9/8/chartex" xmlns:cx2="http://schemas.microsoft.com/office/drawing/2015/10/21/chartex" xmlns:cx3="http://schemas.microsoft.com/office/drawing/2016/5/9/chartex" xmlns:cx4="http://schemas.microsoft.com/office/drawing/2016/5/10/chartex" xmlns:cx5="http://schemas.microsoft.com/office/drawing/2016/5/11/chartex" xmlns:cx6="http://schemas.microsoft.com/office/drawing/2016/5/12/chartex" xmlns:cx7="http://schemas.microsoft.com/office/drawing/2016/5/13/chartex" xmlns:cx8="http://schemas.microsoft.com/office/drawing/2016/5/14/chartex" xmlns:mc="http://schemas.openxmlformats.org/markup-compatibility/2006" xmlns:aink="http://schemas.microsoft.com/office/drawing/2016/ink" xmlns:am3d="http://schemas.microsoft.com/office/drawing/2017/model3d" xmlns:o="urn:schemas-microsoft-com:office:office" xmlns:oel="http://schemas.microsoft.com/office/2019/extlst" xmlns:r="http://schemas.openxmlformats.org/officeDocument/2006/relationships" xmlns:m="http://schemas.openxmlformats.org/officeDocument/2006/math" xmlns:v="urn:schemas-microsoft-com:vml" xmlns:wp14="http://schemas.microsoft.com/office/word/2010/wordprocessingDrawing" xmlns:wp="http://schemas.openxmlformats.org/drawingml/2006/wordprocessingDrawing" xmlns:w10="urn:schemas-microsoft-com:office:word" xmlns:w="http://schemas.openxmlformats.org/wordprocessingml/2006/main" xmlns:w14="http://schemas.microsoft.com/office/word/2010/wordml" xmlns:w15="http://schemas.microsoft.com/office/word/2012/wordml" xmlns:w16cex="http://schemas.microsoft.com/office/word/2018/wordml/cex" xmlns:w16cid="http://schemas.microsoft.com/office/word/2016/wordml/cid" xmlns:w16="http://schemas.microsoft.com/office/word/2018/wordml" xmlns:w16du="http://schemas.microsoft.com/office/word/2023/wordml/word16du" xmlns:w16sdtdh="http://schemas.microsoft.com/office/word/2020/wordml/sdtdatahash" xmlns:w16se="http://schemas.microsoft.com/office/word/2015/wordml/symex" xmlns:wpg="http://schemas.microsoft.com/office/word/2010/wordprocessingGroup" xmlns:wpi="http://schemas.microsoft.com/office/word/2010/wordprocessingInk" xmlns:wne="http://schemas.microsoft.com/office/word/2006/wordml" xmlns:wps="http://schemas.microsoft.com/office/word/2010/wordprocessingShape" mc:Ignorable="w14 w15 w16se w16cid w16 w16cex w16sdtdh w16du wp14">
   <w:footnote w:type="separator" w:id="-1">
     <w:p>
       <w:pPr>
@@ -2377,7 +2399,7 @@
 </file>
 
 <file path=word/header1.xml><?xml version="1.0" encoding="utf-8"?>
-<w:hdr xmlns:wpc="http://schemas.microsoft.com/office/word/2010/wordprocessingCanvas" xmlns:cx="http://schemas.microsoft.com/office/drawing/2014/chartex" xmlns:cx1="http://schemas.microsoft.com/office/drawing/2015/9/8/chartex" xmlns:cx2="http://schemas.microsoft.com/office/drawing/2015/10/21/chartex" xmlns:cx3="http://schemas.microsoft.com/office/drawing/2016/5/9/chartex" xmlns:cx4="http://schemas.microsoft.com/office/drawing/2016/5/10/chartex" xmlns:cx5="http://schemas.microsoft.com/office/drawing/2016/5/11/chartex" xmlns:cx6="http://schemas.microsoft.com/office/drawing/2016/5/12/chartex" xmlns:cx7="http://schemas.microsoft.com/office/drawing/2016/5/13/chartex" xmlns:cx8="http://schemas.microsoft.com/office/drawing/2016/5/14/chartex" xmlns:mc="http://schemas.openxmlformats.org/markup-compatibility/2006" xmlns:aink="http://schemas.microsoft.com/office/drawing/2016/ink" xmlns:am3d="http://schemas.microsoft.com/office/drawing/2017/model3d" xmlns:o="urn:schemas-microsoft-com:office:office" xmlns:oel="http://schemas.microsoft.com/office/2019/extlst" xmlns:r="http://schemas.openxmlformats.org/officeDocument/2006/relationships" xmlns:m="http://schemas.openxmlformats.org/officeDocument/2006/math" xmlns:v="urn:schemas-microsoft-com:vml" xmlns:wp14="http://schemas.microsoft.com/office/word/2010/wordprocessingDrawing" xmlns:wp="http://schemas.openxmlformats.org/drawingml/2006/wordprocessingDrawing" xmlns:w10="urn:schemas-microsoft-com:office:word" xmlns:w="http://schemas.openxmlformats.org/wordprocessingml/2006/main" xmlns:w14="http://schemas.microsoft.com/office/word/2010/wordml" xmlns:w15="http://schemas.microsoft.com/office/word/2012/wordml" xmlns:w16cex="http://schemas.microsoft.com/office/word/2018/wordml/cex" xmlns:w16cid="http://schemas.microsoft.com/office/word/2016/wordml/cid" xmlns:w16="http://schemas.microsoft.com/office/word/2018/wordml" xmlns:w16sdtdh="http://schemas.microsoft.com/office/word/2020/wordml/sdtdatahash" xmlns:w16se="http://schemas.microsoft.com/office/word/2015/wordml/symex" xmlns:wpg="http://schemas.microsoft.com/office/word/2010/wordprocessingGroup" xmlns:wpi="http://schemas.microsoft.com/office/word/2010/wordprocessingInk" xmlns:wne="http://schemas.microsoft.com/office/word/2006/wordml" xmlns:wps="http://schemas.microsoft.com/office/word/2010/wordprocessingShape" mc:Ignorable="w14 w15 w16se w16cid w16 w16cex w16sdtdh wp14">
+<w:hdr xmlns:wpc="http://schemas.microsoft.com/office/word/2010/wordprocessingCanvas" xmlns:cx="http://schemas.microsoft.com/office/drawing/2014/chartex" xmlns:cx1="http://schemas.microsoft.com/office/drawing/2015/9/8/chartex" xmlns:cx2="http://schemas.microsoft.com/office/drawing/2015/10/21/chartex" xmlns:cx3="http://schemas.microsoft.com/office/drawing/2016/5/9/chartex" xmlns:cx4="http://schemas.microsoft.com/office/drawing/2016/5/10/chartex" xmlns:cx5="http://schemas.microsoft.com/office/drawing/2016/5/11/chartex" xmlns:cx6="http://schemas.microsoft.com/office/drawing/2016/5/12/chartex" xmlns:cx7="http://schemas.microsoft.com/office/drawing/2016/5/13/chartex" xmlns:cx8="http://schemas.microsoft.com/office/drawing/2016/5/14/chartex" xmlns:mc="http://schemas.openxmlformats.org/markup-compatibility/2006" xmlns:aink="http://schemas.microsoft.com/office/drawing/2016/ink" xmlns:am3d="http://schemas.microsoft.com/office/drawing/2017/model3d" xmlns:o="urn:schemas-microsoft-com:office:office" xmlns:oel="http://schemas.microsoft.com/office/2019/extlst" xmlns:r="http://schemas.openxmlformats.org/officeDocument/2006/relationships" xmlns:m="http://schemas.openxmlformats.org/officeDocument/2006/math" xmlns:v="urn:schemas-microsoft-com:vml" xmlns:wp14="http://schemas.microsoft.com/office/word/2010/wordprocessingDrawing" xmlns:wp="http://schemas.openxmlformats.org/drawingml/2006/wordprocessingDrawing" xmlns:w10="urn:schemas-microsoft-com:office:word" xmlns:w="http://schemas.openxmlformats.org/wordprocessingml/2006/main" xmlns:w14="http://schemas.microsoft.com/office/word/2010/wordml" xmlns:w15="http://schemas.microsoft.com/office/word/2012/wordml" xmlns:w16cex="http://schemas.microsoft.com/office/word/2018/wordml/cex" xmlns:w16cid="http://schemas.microsoft.com/office/word/2016/wordml/cid" xmlns:w16="http://schemas.microsoft.com/office/word/2018/wordml" xmlns:w16du="http://schemas.microsoft.com/office/word/2023/wordml/word16du" xmlns:w16sdtdh="http://schemas.microsoft.com/office/word/2020/wordml/sdtdatahash" xmlns:w16se="http://schemas.microsoft.com/office/word/2015/wordml/symex" xmlns:wpg="http://schemas.microsoft.com/office/word/2010/wordprocessingGroup" xmlns:wpi="http://schemas.microsoft.com/office/word/2010/wordprocessingInk" xmlns:wne="http://schemas.microsoft.com/office/word/2006/wordml" xmlns:wps="http://schemas.microsoft.com/office/word/2010/wordprocessingShape" mc:Ignorable="w14 w15 w16se w16cid w16 w16cex w16sdtdh w16du wp14">
   <w:p>
     <w:pPr>
       <w:pStyle w:val="Header"/>
@@ -2388,7 +2410,7 @@
 </file>
 
 <file path=word/numbering.xml><?xml version="1.0" encoding="utf-8"?>
-<w:numbering xmlns:wpc="http://schemas.microsoft.com/office/word/2010/wordprocessingCanvas" xmlns:cx="http://schemas.microsoft.com/office/drawing/2014/chartex" xmlns:cx1="http://schemas.microsoft.com/office/drawing/2015/9/8/chartex" xmlns:cx2="http://schemas.microsoft.com/office/drawing/2015/10/21/chartex" xmlns:cx3="http://schemas.microsoft.com/office/drawing/2016/5/9/chartex" xmlns:cx4="http://schemas.microsoft.com/office/drawing/2016/5/10/chartex" xmlns:cx5="http://schemas.microsoft.com/office/drawing/2016/5/11/chartex" xmlns:cx6="http://schemas.microsoft.com/office/drawing/2016/5/12/chartex" xmlns:cx7="http://schemas.microsoft.com/office/drawing/2016/5/13/chartex" xmlns:cx8="http://schemas.microsoft.com/office/drawing/2016/5/14/chartex" xmlns:mc="http://schemas.openxmlformats.org/markup-compatibility/2006" xmlns:aink="http://schemas.microsoft.com/office/drawing/2016/ink" xmlns:am3d="http://schemas.microsoft.com/office/drawing/2017/model3d" xmlns:o="urn:schemas-microsoft-com:office:office" xmlns:oel="http://schemas.microsoft.com/office/2019/extlst" xmlns:r="http://schemas.openxmlformats.org/officeDocument/2006/relationships" xmlns:m="http://schemas.openxmlformats.org/officeDocument/2006/math" xmlns:v="urn:schemas-microsoft-com:vml" xmlns:wp14="http://schemas.microsoft.com/office/word/2010/wordprocessingDrawing" xmlns:wp="http://schemas.openxmlformats.org/drawingml/2006/wordprocessingDrawing" xmlns:w10="urn:schemas-microsoft-com:office:word" xmlns:w="http://schemas.openxmlformats.org/wordprocessingml/2006/main" xmlns:w14="http://schemas.microsoft.com/office/word/2010/wordml" xmlns:w15="http://schemas.microsoft.com/office/word/2012/wordml" xmlns:w16cex="http://schemas.microsoft.com/office/word/2018/wordml/cex" xmlns:w16cid="http://schemas.microsoft.com/office/word/2016/wordml/cid" xmlns:w16="http://schemas.microsoft.com/office/word/2018/wordml" xmlns:w16sdtdh="http://schemas.microsoft.com/office/word/2020/wordml/sdtdatahash" xmlns:w16se="http://schemas.microsoft.com/office/word/2015/wordml/symex" xmlns:wpg="http://schemas.microsoft.com/office/word/2010/wordprocessingGroup" xmlns:wpi="http://schemas.microsoft.com/office/word/2010/wordprocessingInk" xmlns:wne="http://schemas.microsoft.com/office/word/2006/wordml" xmlns:wps="http://schemas.microsoft.com/office/word/2010/wordprocessingShape" mc:Ignorable="w14 w15 w16se w16cid w16 w16cex w16sdtdh wp14">
+<w:numbering xmlns:wpc="http://schemas.microsoft.com/office/word/2010/wordprocessingCanvas" xmlns:cx="http://schemas.microsoft.com/office/drawing/2014/chartex" xmlns:cx1="http://schemas.microsoft.com/office/drawing/2015/9/8/chartex" xmlns:cx2="http://schemas.microsoft.com/office/drawing/2015/10/21/chartex" xmlns:cx3="http://schemas.microsoft.com/office/drawing/2016/5/9/chartex" xmlns:cx4="http://schemas.microsoft.com/office/drawing/2016/5/10/chartex" xmlns:cx5="http://schemas.microsoft.com/office/drawing/2016/5/11/chartex" xmlns:cx6="http://schemas.microsoft.com/office/drawing/2016/5/12/chartex" xmlns:cx7="http://schemas.microsoft.com/office/drawing/2016/5/13/chartex" xmlns:cx8="http://schemas.microsoft.com/office/drawing/2016/5/14/chartex" xmlns:mc="http://schemas.openxmlformats.org/markup-compatibility/2006" xmlns:aink="http://schemas.microsoft.com/office/drawing/2016/ink" xmlns:am3d="http://schemas.microsoft.com/office/drawing/2017/model3d" xmlns:o="urn:schemas-microsoft-com:office:office" xmlns:oel="http://schemas.microsoft.com/office/2019/extlst" xmlns:r="http://schemas.openxmlformats.org/officeDocument/2006/relationships" xmlns:m="http://schemas.openxmlformats.org/officeDocument/2006/math" xmlns:v="urn:schemas-microsoft-com:vml" xmlns:wp14="http://schemas.microsoft.com/office/word/2010/wordprocessingDrawing" xmlns:wp="http://schemas.openxmlformats.org/drawingml/2006/wordprocessingDrawing" xmlns:w10="urn:schemas-microsoft-com:office:word" xmlns:w="http://schemas.openxmlformats.org/wordprocessingml/2006/main" xmlns:w14="http://schemas.microsoft.com/office/word/2010/wordml" xmlns:w15="http://schemas.microsoft.com/office/word/2012/wordml" xmlns:w16cex="http://schemas.microsoft.com/office/word/2018/wordml/cex" xmlns:w16cid="http://schemas.microsoft.com/office/word/2016/wordml/cid" xmlns:w16="http://schemas.microsoft.com/office/word/2018/wordml" xmlns:w16du="http://schemas.microsoft.com/office/word/2023/wordml/word16du" xmlns:w16sdtdh="http://schemas.microsoft.com/office/word/2020/wordml/sdtdatahash" xmlns:w16se="http://schemas.microsoft.com/office/word/2015/wordml/symex" xmlns:wpg="http://schemas.microsoft.com/office/word/2010/wordprocessingGroup" xmlns:wpi="http://schemas.microsoft.com/office/word/2010/wordprocessingInk" xmlns:wne="http://schemas.microsoft.com/office/word/2006/wordml" xmlns:wps="http://schemas.microsoft.com/office/word/2010/wordprocessingShape" mc:Ignorable="w14 w15 w16se w16cid w16 w16cex w16sdtdh w16du wp14">
   <w:abstractNum w:abstractNumId="0" w15:restartNumberingAfterBreak="0">
     <w:nsid w:val="043D512A"/>
     <w:multiLevelType w:val="hybridMultilevel"/>
@@ -4804,7 +4826,7 @@
 </file>
 
 <file path=word/styles.xml><?xml version="1.0" encoding="utf-8"?>
-<w:styles xmlns:mc="http://schemas.openxmlformats.org/markup-compatibility/2006" xmlns:r="http://schemas.openxmlformats.org/officeDocument/2006/relationships" xmlns:w="http://schemas.openxmlformats.org/wordprocessingml/2006/main" xmlns:w14="http://schemas.microsoft.com/office/word/2010/wordml" xmlns:w15="http://schemas.microsoft.com/office/word/2012/wordml" xmlns:w16cex="http://schemas.microsoft.com/office/word/2018/wordml/cex" xmlns:w16cid="http://schemas.microsoft.com/office/word/2016/wordml/cid" xmlns:w16="http://schemas.microsoft.com/office/word/2018/wordml" xmlns:w16sdtdh="http://schemas.microsoft.com/office/word/2020/wordml/sdtdatahash" xmlns:w16se="http://schemas.microsoft.com/office/word/2015/wordml/symex" mc:Ignorable="w14 w15 w16se w16cid w16 w16cex w16sdtdh">
+<w:styles xmlns:mc="http://schemas.openxmlformats.org/markup-compatibility/2006" xmlns:r="http://schemas.openxmlformats.org/officeDocument/2006/relationships" xmlns:w="http://schemas.openxmlformats.org/wordprocessingml/2006/main" xmlns:w14="http://schemas.microsoft.com/office/word/2010/wordml" xmlns:w15="http://schemas.microsoft.com/office/word/2012/wordml" xmlns:w16cex="http://schemas.microsoft.com/office/word/2018/wordml/cex" xmlns:w16cid="http://schemas.microsoft.com/office/word/2016/wordml/cid" xmlns:w16="http://schemas.microsoft.com/office/word/2018/wordml" xmlns:w16du="http://schemas.microsoft.com/office/word/2023/wordml/word16du" xmlns:w16sdtdh="http://schemas.microsoft.com/office/word/2020/wordml/sdtdatahash" xmlns:w16se="http://schemas.microsoft.com/office/word/2015/wordml/symex" mc:Ignorable="w14 w15 w16se w16cid w16 w16cex w16sdtdh w16du">
   <w:docDefaults>
     <w:rPrDefault>
       <w:rPr>
@@ -5326,6 +5348,7 @@
   <w:style w:type="character" w:default="1" w:styleId="DefaultParagraphFont">
     <w:name w:val="Default Paragraph Font"/>
     <w:uiPriority w:val="1"/>
+    <w:semiHidden/>
     <w:unhideWhenUsed/>
   </w:style>
   <w:style w:type="table" w:default="1" w:styleId="TableNormal">

--- a/Courses/Software-Sciences/IT-Module-3-Web-Design/23-Web-Security/23-Web-Security-Exercises.docx
+++ b/Courses/Software-Sciences/IT-Module-3-Web-Design/23-Web-Security/23-Web-Security-Exercises.docx
@@ -1,6 +1,6 @@
 
 <file path=word/document.xml><?xml version="1.0" encoding="utf-8"?>
-<w:document xmlns:wpc="http://schemas.microsoft.com/office/word/2010/wordprocessingCanvas" xmlns:cx="http://schemas.microsoft.com/office/drawing/2014/chartex" xmlns:cx1="http://schemas.microsoft.com/office/drawing/2015/9/8/chartex" xmlns:cx2="http://schemas.microsoft.com/office/drawing/2015/10/21/chartex" xmlns:cx3="http://schemas.microsoft.com/office/drawing/2016/5/9/chartex" xmlns:cx4="http://schemas.microsoft.com/office/drawing/2016/5/10/chartex" xmlns:cx5="http://schemas.microsoft.com/office/drawing/2016/5/11/chartex" xmlns:cx6="http://schemas.microsoft.com/office/drawing/2016/5/12/chartex" xmlns:cx7="http://schemas.microsoft.com/office/drawing/2016/5/13/chartex" xmlns:cx8="http://schemas.microsoft.com/office/drawing/2016/5/14/chartex" xmlns:mc="http://schemas.openxmlformats.org/markup-compatibility/2006" xmlns:aink="http://schemas.microsoft.com/office/drawing/2016/ink" xmlns:am3d="http://schemas.microsoft.com/office/drawing/2017/model3d" xmlns:o="urn:schemas-microsoft-com:office:office" xmlns:oel="http://schemas.microsoft.com/office/2019/extlst" xmlns:r="http://schemas.openxmlformats.org/officeDocument/2006/relationships" xmlns:m="http://schemas.openxmlformats.org/officeDocument/2006/math" xmlns:v="urn:schemas-microsoft-com:vml" xmlns:wp14="http://schemas.microsoft.com/office/word/2010/wordprocessingDrawing" xmlns:wp="http://schemas.openxmlformats.org/drawingml/2006/wordprocessingDrawing" xmlns:w10="urn:schemas-microsoft-com:office:word" xmlns:w="http://schemas.openxmlformats.org/wordprocessingml/2006/main" xmlns:w14="http://schemas.microsoft.com/office/word/2010/wordml" xmlns:w15="http://schemas.microsoft.com/office/word/2012/wordml" xmlns:w16cex="http://schemas.microsoft.com/office/word/2018/wordml/cex" xmlns:w16cid="http://schemas.microsoft.com/office/word/2016/wordml/cid" xmlns:w16="http://schemas.microsoft.com/office/word/2018/wordml" xmlns:w16du="http://schemas.microsoft.com/office/word/2023/wordml/word16du" xmlns:w16sdtdh="http://schemas.microsoft.com/office/word/2020/wordml/sdtdatahash" xmlns:w16se="http://schemas.microsoft.com/office/word/2015/wordml/symex" xmlns:wpg="http://schemas.microsoft.com/office/word/2010/wordprocessingGroup" xmlns:wpi="http://schemas.microsoft.com/office/word/2010/wordprocessingInk" xmlns:wne="http://schemas.microsoft.com/office/word/2006/wordml" xmlns:wps="http://schemas.microsoft.com/office/word/2010/wordprocessingShape" mc:Ignorable="w14 w15 w16se w16cid w16 w16cex w16sdtdh w16du wp14">
+<w:document xmlns:wpc="http://schemas.microsoft.com/office/word/2010/wordprocessingCanvas" xmlns:cx="http://schemas.microsoft.com/office/drawing/2014/chartex" xmlns:cx1="http://schemas.microsoft.com/office/drawing/2015/9/8/chartex" xmlns:cx2="http://schemas.microsoft.com/office/drawing/2015/10/21/chartex" xmlns:cx3="http://schemas.microsoft.com/office/drawing/2016/5/9/chartex" xmlns:cx4="http://schemas.microsoft.com/office/drawing/2016/5/10/chartex" xmlns:cx5="http://schemas.microsoft.com/office/drawing/2016/5/11/chartex" xmlns:cx6="http://schemas.microsoft.com/office/drawing/2016/5/12/chartex" xmlns:cx7="http://schemas.microsoft.com/office/drawing/2016/5/13/chartex" xmlns:cx8="http://schemas.microsoft.com/office/drawing/2016/5/14/chartex" xmlns:mc="http://schemas.openxmlformats.org/markup-compatibility/2006" xmlns:aink="http://schemas.microsoft.com/office/drawing/2016/ink" xmlns:am3d="http://schemas.microsoft.com/office/drawing/2017/model3d" xmlns:o="urn:schemas-microsoft-com:office:office" xmlns:oel="http://schemas.microsoft.com/office/2019/extlst" xmlns:r="http://schemas.openxmlformats.org/officeDocument/2006/relationships" xmlns:m="http://schemas.openxmlformats.org/officeDocument/2006/math" xmlns:v="urn:schemas-microsoft-com:vml" xmlns:wp14="http://schemas.microsoft.com/office/word/2010/wordprocessingDrawing" xmlns:wp="http://schemas.openxmlformats.org/drawingml/2006/wordprocessingDrawing" xmlns:w10="urn:schemas-microsoft-com:office:word" xmlns:w="http://schemas.openxmlformats.org/wordprocessingml/2006/main" xmlns:w14="http://schemas.microsoft.com/office/word/2010/wordml" xmlns:w15="http://schemas.microsoft.com/office/word/2012/wordml" xmlns:w16cex="http://schemas.microsoft.com/office/word/2018/wordml/cex" xmlns:w16cid="http://schemas.microsoft.com/office/word/2016/wordml/cid" xmlns:w16="http://schemas.microsoft.com/office/word/2018/wordml" xmlns:w16sdtdh="http://schemas.microsoft.com/office/word/2020/wordml/sdtdatahash" xmlns:w16se="http://schemas.microsoft.com/office/word/2015/wordml/symex" xmlns:wpg="http://schemas.microsoft.com/office/word/2010/wordprocessingGroup" xmlns:wpi="http://schemas.microsoft.com/office/word/2010/wordprocessingInk" xmlns:wne="http://schemas.microsoft.com/office/word/2006/wordml" xmlns:wps="http://schemas.microsoft.com/office/word/2010/wordprocessingShape" mc:Ignorable="w14 w15 w16se w16cid w16 w16cex w16sdtdh wp14">
   <w:body>
     <w:p>
       <w:pPr>
@@ -87,7 +87,7 @@
           <w:noProof/>
         </w:rPr>
         <w:drawing>
-          <wp:inline distT="0" distB="0" distL="0" distR="0" wp14:anchorId="73F5C6D6" wp14:editId="395769CA">
+          <wp:inline distT="0" distB="0" distL="0" distR="0" wp14:anchorId="73F5C6D6" wp14:editId="254E8C0B">
             <wp:extent cx="1065886" cy="497260"/>
             <wp:effectExtent l="0" t="0" r="1270" b="0"/>
             <wp:docPr id="470543985" name="Picture 1"/>
@@ -1122,9 +1122,9 @@
           <w:noProof/>
         </w:rPr>
         <w:drawing>
-          <wp:inline distT="0" distB="0" distL="0" distR="0" wp14:anchorId="4A75A502" wp14:editId="72944118">
-            <wp:extent cx="3353435" cy="411675"/>
-            <wp:effectExtent l="12700" t="12700" r="12065" b="7620"/>
+          <wp:inline distT="0" distB="0" distL="0" distR="0" wp14:anchorId="4A75A502" wp14:editId="28C413C6">
+            <wp:extent cx="3499649" cy="371315"/>
+            <wp:effectExtent l="12700" t="12700" r="5715" b="10160"/>
             <wp:docPr id="1159098250" name="Picture 2"/>
             <wp:cNvGraphicFramePr>
               <a:graphicFrameLocks xmlns:a="http://schemas.openxmlformats.org/drawingml/2006/main" noChangeAspect="1"/>
@@ -1133,7 +1133,7 @@
               <a:graphicData uri="http://schemas.openxmlformats.org/drawingml/2006/picture">
                 <pic:pic xmlns:pic="http://schemas.openxmlformats.org/drawingml/2006/picture">
                   <pic:nvPicPr>
-                    <pic:cNvPr id="1159098250" name="Picture 1159098250"/>
+                    <pic:cNvPr id="1159098250" name="Picture 2"/>
                     <pic:cNvPicPr/>
                   </pic:nvPicPr>
                   <pic:blipFill>
@@ -1151,7 +1151,7 @@
                   <pic:spPr>
                     <a:xfrm>
                       <a:off x="0" y="0"/>
-                      <a:ext cx="3499649" cy="429625"/>
+                      <a:ext cx="3499649" cy="371315"/>
                     </a:xfrm>
                     <a:prstGeom prst="rect">
                       <a:avLst/>
@@ -1173,13 +1173,88 @@
     </w:p>
     <w:p>
       <w:pPr>
-        <w:rPr>
-          <w:lang w:val="bg-BG"/>
-        </w:rPr>
-      </w:pPr>
+        <w:pStyle w:val="Heading3"/>
+        <w:numPr>
+          <w:ilvl w:val="0"/>
+          <w:numId w:val="4"/>
+        </w:numPr>
+        <w:rPr>
+          <w:lang w:val="bg-BG"/>
+        </w:rPr>
+      </w:pPr>
+      <w:r>
+        <w:rPr>
+          <w:lang w:val="bg-BG"/>
+        </w:rPr>
+        <w:t>Импорт</w:t>
+      </w:r>
+      <w:r>
+        <w:rPr>
+          <w:lang w:val="bg-BG"/>
+        </w:rPr>
+        <w:t xml:space="preserve"> на съдържание</w:t>
+      </w:r>
     </w:p>
     <w:p>
       <w:pPr>
+        <w:pStyle w:val="ListParagraph"/>
+        <w:numPr>
+          <w:ilvl w:val="0"/>
+          <w:numId w:val="25"/>
+        </w:numPr>
+        <w:rPr>
+          <w:lang w:val="bg-BG"/>
+        </w:rPr>
+      </w:pPr>
+      <w:r>
+        <w:rPr>
+          <w:lang w:val="bg-BG"/>
+        </w:rPr>
+        <w:t xml:space="preserve">Отворете </w:t>
+      </w:r>
+      <w:r>
+        <w:rPr>
+          <w:b/>
+          <w:lang w:val="bg-BG"/>
+        </w:rPr>
+        <w:t>[</w:t>
+      </w:r>
+      <w:r>
+        <w:rPr>
+          <w:b/>
+        </w:rPr>
+        <w:t>Tools</w:t>
+      </w:r>
+      <w:r>
+        <w:rPr>
+          <w:b/>
+          <w:lang w:val="bg-BG"/>
+        </w:rPr>
+        <w:t>] → [</w:t>
+      </w:r>
+      <w:r>
+        <w:rPr>
+          <w:b/>
+          <w:lang w:val="en-GB"/>
+        </w:rPr>
+        <w:t>Export</w:t>
+      </w:r>
+      <w:r>
+        <w:rPr>
+          <w:b/>
+          <w:lang w:val="bg-BG"/>
+        </w:rPr>
+        <w:t>]</w:t>
+      </w:r>
+      <w:r>
+        <w:rPr>
+          <w:lang w:val="bg-BG"/>
+        </w:rPr>
+        <w:t>.</w:t>
+      </w:r>
+    </w:p>
+    <w:p>
+      <w:pPr>
         <w:rPr>
           <w:sz w:val="40"/>
           <w:szCs w:val="40"/>
@@ -1188,17 +1263,705 @@
       </w:pPr>
       <w:r>
         <w:rPr>
+          <w:noProof/>
           <w:sz w:val="40"/>
           <w:szCs w:val="40"/>
-          <w:highlight w:val="yellow"/>
-          <w:lang w:val="bg-BG"/>
-        </w:rPr>
-        <w:t>Да се добави задача за възтановяване на уебсайта от бекъп</w:t>
+          <w:lang w:val="bg-BG"/>
+        </w:rPr>
+        <w:drawing>
+          <wp:inline distT="0" distB="0" distL="0" distR="0" wp14:anchorId="12F17895" wp14:editId="609752A4">
+            <wp:extent cx="3534401" cy="1225550"/>
+            <wp:effectExtent l="12700" t="12700" r="9525" b="6350"/>
+            <wp:docPr id="2073666161" name="Picture 1"/>
+            <wp:cNvGraphicFramePr>
+              <a:graphicFrameLocks xmlns:a="http://schemas.openxmlformats.org/drawingml/2006/main" noChangeAspect="1"/>
+            </wp:cNvGraphicFramePr>
+            <a:graphic xmlns:a="http://schemas.openxmlformats.org/drawingml/2006/main">
+              <a:graphicData uri="http://schemas.openxmlformats.org/drawingml/2006/picture">
+                <pic:pic xmlns:pic="http://schemas.openxmlformats.org/drawingml/2006/picture">
+                  <pic:nvPicPr>
+                    <pic:cNvPr id="2073666161" name="Picture 2073666161"/>
+                    <pic:cNvPicPr/>
+                  </pic:nvPicPr>
+                  <pic:blipFill>
+                    <a:blip r:embed="rId13">
+                      <a:extLst>
+                        <a:ext uri="{28A0092B-C50C-407E-A947-70E740481C1C}">
+                          <a14:useLocalDpi xmlns:a14="http://schemas.microsoft.com/office/drawing/2010/main" val="0"/>
+                        </a:ext>
+                      </a:extLst>
+                    </a:blip>
+                    <a:stretch>
+                      <a:fillRect/>
+                    </a:stretch>
+                  </pic:blipFill>
+                  <pic:spPr>
+                    <a:xfrm>
+                      <a:off x="0" y="0"/>
+                      <a:ext cx="3607322" cy="1250835"/>
+                    </a:xfrm>
+                    <a:prstGeom prst="rect">
+                      <a:avLst/>
+                    </a:prstGeom>
+                    <a:ln>
+                      <a:solidFill>
+                        <a:schemeClr val="bg1">
+                          <a:lumMod val="75000"/>
+                        </a:schemeClr>
+                      </a:solidFill>
+                    </a:ln>
+                  </pic:spPr>
+                </pic:pic>
+              </a:graphicData>
+            </a:graphic>
+          </wp:inline>
+        </w:drawing>
+      </w:r>
+    </w:p>
+    <w:p>
+      <w:pPr>
+        <w:pStyle w:val="ListParagraph"/>
+        <w:numPr>
+          <w:ilvl w:val="0"/>
+          <w:numId w:val="25"/>
+        </w:numPr>
+        <w:rPr>
+          <w:lang w:val="bg-BG"/>
+        </w:rPr>
+      </w:pPr>
+      <w:r>
+        <w:rPr>
+          <w:lang w:val="bg-BG"/>
+        </w:rPr>
+        <w:t>Изберете</w:t>
+      </w:r>
+      <w:r>
+        <w:t xml:space="preserve"> </w:t>
+      </w:r>
+      <w:r>
+        <w:rPr>
+          <w:b/>
+          <w:bCs/>
+          <w:lang w:val="bg-BG"/>
+        </w:rPr>
+        <w:t>[</w:t>
+      </w:r>
+      <w:r>
+        <w:rPr>
+          <w:b/>
+          <w:bCs/>
+          <w:lang w:val="en-GB"/>
+        </w:rPr>
+        <w:t>Run Importer]</w:t>
+      </w:r>
+      <w:r>
+        <w:rPr>
+          <w:b/>
+          <w:bCs/>
+          <w:lang w:val="en-GB"/>
+        </w:rPr>
+        <w:t>.</w:t>
+      </w:r>
+    </w:p>
+    <w:p>
+      <w:pPr>
+        <w:rPr>
+          <w:lang w:val="bg-BG"/>
+        </w:rPr>
+      </w:pPr>
+      <w:r>
+        <w:drawing>
+          <wp:inline distT="0" distB="0" distL="0" distR="0" wp14:anchorId="46C0ED75" wp14:editId="718563B2">
+            <wp:extent cx="3574785" cy="1454150"/>
+            <wp:effectExtent l="12700" t="12700" r="6985" b="6350"/>
+            <wp:docPr id="7" name="Picture 6">
+              <a:extLst xmlns:a="http://schemas.openxmlformats.org/drawingml/2006/main">
+                <a:ext uri="{FF2B5EF4-FFF2-40B4-BE49-F238E27FC236}">
+                  <a16:creationId xmlns:a16="http://schemas.microsoft.com/office/drawing/2014/main" id="{26F43B37-F1BB-A931-B860-7083BFB48A37}"/>
+                </a:ext>
+              </a:extLst>
+            </wp:docPr>
+            <wp:cNvGraphicFramePr>
+              <a:graphicFrameLocks xmlns:a="http://schemas.openxmlformats.org/drawingml/2006/main" noChangeAspect="1"/>
+            </wp:cNvGraphicFramePr>
+            <a:graphic xmlns:a="http://schemas.openxmlformats.org/drawingml/2006/main">
+              <a:graphicData uri="http://schemas.openxmlformats.org/drawingml/2006/picture">
+                <pic:pic xmlns:pic="http://schemas.openxmlformats.org/drawingml/2006/picture">
+                  <pic:nvPicPr>
+                    <pic:cNvPr id="7" name="Picture 6">
+                      <a:extLst>
+                        <a:ext uri="{FF2B5EF4-FFF2-40B4-BE49-F238E27FC236}">
+                          <a16:creationId xmlns:a16="http://schemas.microsoft.com/office/drawing/2014/main" id="{26F43B37-F1BB-A931-B860-7083BFB48A37}"/>
+                        </a:ext>
+                      </a:extLst>
+                    </pic:cNvPr>
+                    <pic:cNvPicPr>
+                      <a:picLocks noChangeAspect="1"/>
+                    </pic:cNvPicPr>
+                  </pic:nvPicPr>
+                  <pic:blipFill>
+                    <a:blip r:embed="rId14" cstate="print">
+                      <a:extLst>
+                        <a:ext uri="{28A0092B-C50C-407E-A947-70E740481C1C}">
+                          <a14:useLocalDpi xmlns:a14="http://schemas.microsoft.com/office/drawing/2010/main" val="0"/>
+                        </a:ext>
+                      </a:extLst>
+                    </a:blip>
+                    <a:srcRect/>
+                    <a:stretch/>
+                  </pic:blipFill>
+                  <pic:spPr>
+                    <a:xfrm>
+                      <a:off x="0" y="0"/>
+                      <a:ext cx="3640160" cy="1480743"/>
+                    </a:xfrm>
+                    <a:prstGeom prst="rect">
+                      <a:avLst/>
+                    </a:prstGeom>
+                    <a:ln>
+                      <a:solidFill>
+                        <a:schemeClr val="bg1">
+                          <a:lumMod val="75000"/>
+                        </a:schemeClr>
+                      </a:solidFill>
+                    </a:ln>
+                  </pic:spPr>
+                </pic:pic>
+              </a:graphicData>
+            </a:graphic>
+          </wp:inline>
+        </w:drawing>
+      </w:r>
+    </w:p>
+    <w:p>
+      <w:pPr>
+        <w:pStyle w:val="ListParagraph"/>
+        <w:numPr>
+          <w:ilvl w:val="0"/>
+          <w:numId w:val="25"/>
+        </w:numPr>
+        <w:rPr>
+          <w:lang w:val="en-BG"/>
+        </w:rPr>
+      </w:pPr>
+      <w:r>
+        <w:rPr>
+          <w:lang w:val="bg-BG"/>
+        </w:rPr>
+        <w:t>Въведете</w:t>
+      </w:r>
+      <w:r>
+        <w:rPr>
+          <w:lang w:val="bg-BG"/>
+        </w:rPr>
+        <w:t xml:space="preserve"> </w:t>
+      </w:r>
+      <w:r>
+        <w:rPr>
+          <w:b/>
+          <w:bCs/>
+        </w:rPr>
+        <w:t xml:space="preserve">URL </w:t>
+      </w:r>
+      <w:r>
+        <w:rPr>
+          <w:b/>
+          <w:bCs/>
+          <w:lang w:val="bg-BG"/>
+        </w:rPr>
+        <w:t xml:space="preserve">адреса </w:t>
+      </w:r>
+      <w:r>
+        <w:rPr>
+          <w:lang w:val="bg-BG"/>
+        </w:rPr>
+        <w:t xml:space="preserve">на </w:t>
+      </w:r>
+      <w:r>
+        <w:rPr>
+          <w:b/>
+          <w:bCs/>
+          <w:lang w:val="bg-BG"/>
+        </w:rPr>
+        <w:t xml:space="preserve">уеб сайта </w:t>
+      </w:r>
+      <w:r>
+        <w:rPr>
+          <w:lang w:val="bg-BG"/>
+        </w:rPr>
+        <w:t xml:space="preserve">и </w:t>
+      </w:r>
+      <w:r>
+        <w:rPr>
+          <w:lang w:val="bg-BG"/>
+        </w:rPr>
+        <w:t>кликнете</w:t>
+      </w:r>
+      <w:r>
+        <w:rPr>
+          <w:lang w:val="bg-BG"/>
+        </w:rPr>
+        <w:t xml:space="preserve"> върху </w:t>
+      </w:r>
+      <w:r>
+        <w:rPr>
+          <w:b/>
+          <w:bCs/>
+        </w:rPr>
+        <w:t>[Check my site]</w:t>
+      </w:r>
+      <w:r>
+        <w:t>.</w:t>
+      </w:r>
+    </w:p>
+    <w:p>
+      <w:pPr>
+        <w:rPr>
+          <w:lang w:val="en-BG"/>
+        </w:rPr>
+      </w:pPr>
+      <w:r>
+        <w:rPr>
+          <w:noProof/>
+          <w:lang w:val="en-BG"/>
+        </w:rPr>
+        <w:lastRenderedPageBreak/>
+        <w:drawing>
+          <wp:inline distT="0" distB="0" distL="0" distR="0" wp14:anchorId="689E6B41" wp14:editId="3FFA9E74">
+            <wp:extent cx="3509520" cy="2082800"/>
+            <wp:effectExtent l="12700" t="12700" r="8890" b="12700"/>
+            <wp:docPr id="429274097" name="Picture 2"/>
+            <wp:cNvGraphicFramePr>
+              <a:graphicFrameLocks xmlns:a="http://schemas.openxmlformats.org/drawingml/2006/main" noChangeAspect="1"/>
+            </wp:cNvGraphicFramePr>
+            <a:graphic xmlns:a="http://schemas.openxmlformats.org/drawingml/2006/main">
+              <a:graphicData uri="http://schemas.openxmlformats.org/drawingml/2006/picture">
+                <pic:pic xmlns:pic="http://schemas.openxmlformats.org/drawingml/2006/picture">
+                  <pic:nvPicPr>
+                    <pic:cNvPr id="429274097" name="Picture 429274097"/>
+                    <pic:cNvPicPr/>
+                  </pic:nvPicPr>
+                  <pic:blipFill>
+                    <a:blip r:embed="rId15">
+                      <a:extLst>
+                        <a:ext uri="{28A0092B-C50C-407E-A947-70E740481C1C}">
+                          <a14:useLocalDpi xmlns:a14="http://schemas.microsoft.com/office/drawing/2010/main" val="0"/>
+                        </a:ext>
+                      </a:extLst>
+                    </a:blip>
+                    <a:stretch>
+                      <a:fillRect/>
+                    </a:stretch>
+                  </pic:blipFill>
+                  <pic:spPr>
+                    <a:xfrm>
+                      <a:off x="0" y="0"/>
+                      <a:ext cx="3540811" cy="2101370"/>
+                    </a:xfrm>
+                    <a:prstGeom prst="rect">
+                      <a:avLst/>
+                    </a:prstGeom>
+                    <a:ln>
+                      <a:solidFill>
+                        <a:schemeClr val="bg1">
+                          <a:lumMod val="75000"/>
+                        </a:schemeClr>
+                      </a:solidFill>
+                    </a:ln>
+                  </pic:spPr>
+                </pic:pic>
+              </a:graphicData>
+            </a:graphic>
+          </wp:inline>
+        </w:drawing>
+      </w:r>
+    </w:p>
+    <w:p>
+      <w:pPr>
+        <w:pStyle w:val="ListParagraph"/>
+        <w:numPr>
+          <w:ilvl w:val="0"/>
+          <w:numId w:val="25"/>
+        </w:numPr>
+        <w:rPr>
+          <w:lang w:val="bg-BG"/>
+        </w:rPr>
+      </w:pPr>
+      <w:r>
+        <w:rPr>
+          <w:lang w:val="bg-BG"/>
+        </w:rPr>
+        <w:t xml:space="preserve">Изберете </w:t>
+      </w:r>
+      <w:r>
+        <w:rPr>
+          <w:b/>
+          <w:bCs/>
+        </w:rPr>
+        <w:t>[Import content only]</w:t>
+      </w:r>
+      <w:r>
+        <w:rPr>
+          <w:lang w:val="bg-BG"/>
+        </w:rPr>
+        <w:t>.</w:t>
+      </w:r>
+    </w:p>
+    <w:p>
+      <w:pPr>
+        <w:rPr>
+          <w:lang w:val="bg-BG"/>
+        </w:rPr>
+      </w:pPr>
+      <w:r>
+        <w:drawing>
+          <wp:inline distT="0" distB="0" distL="0" distR="0" wp14:anchorId="3BFD36EF" wp14:editId="3CB93EA1">
+            <wp:extent cx="3558211" cy="2301875"/>
+            <wp:effectExtent l="12700" t="12700" r="10795" b="9525"/>
+            <wp:docPr id="8" name="Picture 7">
+              <a:extLst xmlns:a="http://schemas.openxmlformats.org/drawingml/2006/main">
+                <a:ext uri="{FF2B5EF4-FFF2-40B4-BE49-F238E27FC236}">
+                  <a16:creationId xmlns:a16="http://schemas.microsoft.com/office/drawing/2014/main" id="{4005108E-4E69-3B10-B04F-31535BA7A8C2}"/>
+                </a:ext>
+              </a:extLst>
+            </wp:docPr>
+            <wp:cNvGraphicFramePr>
+              <a:graphicFrameLocks xmlns:a="http://schemas.openxmlformats.org/drawingml/2006/main" noChangeAspect="1"/>
+            </wp:cNvGraphicFramePr>
+            <a:graphic xmlns:a="http://schemas.openxmlformats.org/drawingml/2006/main">
+              <a:graphicData uri="http://schemas.openxmlformats.org/drawingml/2006/picture">
+                <pic:pic xmlns:pic="http://schemas.openxmlformats.org/drawingml/2006/picture">
+                  <pic:nvPicPr>
+                    <pic:cNvPr id="8" name="Picture 7">
+                      <a:extLst>
+                        <a:ext uri="{FF2B5EF4-FFF2-40B4-BE49-F238E27FC236}">
+                          <a16:creationId xmlns:a16="http://schemas.microsoft.com/office/drawing/2014/main" id="{4005108E-4E69-3B10-B04F-31535BA7A8C2}"/>
+                        </a:ext>
+                      </a:extLst>
+                    </pic:cNvPr>
+                    <pic:cNvPicPr>
+                      <a:picLocks noChangeAspect="1"/>
+                    </pic:cNvPicPr>
+                  </pic:nvPicPr>
+                  <pic:blipFill>
+                    <a:blip r:embed="rId16">
+                      <a:extLst>
+                        <a:ext uri="{28A0092B-C50C-407E-A947-70E740481C1C}">
+                          <a14:useLocalDpi xmlns:a14="http://schemas.microsoft.com/office/drawing/2010/main" val="0"/>
+                        </a:ext>
+                      </a:extLst>
+                    </a:blip>
+                    <a:stretch>
+                      <a:fillRect/>
+                    </a:stretch>
+                  </pic:blipFill>
+                  <pic:spPr>
+                    <a:xfrm>
+                      <a:off x="0" y="0"/>
+                      <a:ext cx="3586657" cy="2320278"/>
+                    </a:xfrm>
+                    <a:prstGeom prst="rect">
+                      <a:avLst/>
+                    </a:prstGeom>
+                    <a:solidFill>
+                      <a:schemeClr val="bg2">
+                        <a:lumMod val="75000"/>
+                      </a:schemeClr>
+                    </a:solidFill>
+                    <a:ln>
+                      <a:solidFill>
+                        <a:schemeClr val="bg2">
+                          <a:lumMod val="75000"/>
+                        </a:schemeClr>
+                      </a:solidFill>
+                    </a:ln>
+                  </pic:spPr>
+                </pic:pic>
+              </a:graphicData>
+            </a:graphic>
+          </wp:inline>
+        </w:drawing>
+      </w:r>
+    </w:p>
+    <w:p>
+      <w:pPr>
+        <w:pStyle w:val="ListParagraph"/>
+        <w:numPr>
+          <w:ilvl w:val="0"/>
+          <w:numId w:val="25"/>
+        </w:numPr>
+        <w:spacing w:after="0"/>
+        <w:rPr>
+          <w:lang w:val="en-BG"/>
+        </w:rPr>
+      </w:pPr>
+      <w:r>
+        <w:rPr>
+          <w:lang w:val="bg-BG"/>
+        </w:rPr>
+        <w:t xml:space="preserve">Качете </w:t>
+      </w:r>
+      <w:r>
+        <w:rPr>
+          <w:b/>
+          <w:bCs/>
+          <w:lang w:val="bg-BG"/>
+        </w:rPr>
+        <w:t>експортирания файл</w:t>
+      </w:r>
+      <w:r>
+        <w:rPr>
+          <w:b/>
+          <w:bCs/>
+          <w:lang w:val="bg-BG"/>
+        </w:rPr>
+        <w:t xml:space="preserve"> и </w:t>
+      </w:r>
+      <w:r>
+        <w:rPr>
+          <w:lang w:val="bg-BG"/>
+        </w:rPr>
+        <w:t>кликнете върху</w:t>
+      </w:r>
+      <w:r>
+        <w:rPr>
+          <w:lang w:val="bg-BG"/>
+        </w:rPr>
+        <w:t xml:space="preserve"> </w:t>
+      </w:r>
+      <w:r>
+        <w:rPr>
+          <w:b/>
+          <w:bCs/>
+          <w:lang w:val="bg-BG"/>
+        </w:rPr>
+        <w:t>[</w:t>
+      </w:r>
+      <w:r>
+        <w:rPr>
+          <w:b/>
+          <w:bCs/>
+        </w:rPr>
+        <w:t>Import]</w:t>
+      </w:r>
+      <w:r>
+        <w:rPr>
+          <w:lang w:val="bg-BG"/>
+        </w:rPr>
+        <w:t>.</w:t>
+      </w:r>
+    </w:p>
+    <w:p>
+      <w:pPr>
+        <w:rPr>
+          <w:lang w:val="bg-BG"/>
+        </w:rPr>
+      </w:pPr>
+      <w:r>
+        <w:rPr>
+          <w:noProof/>
+        </w:rPr>
+        <mc:AlternateContent>
+          <mc:Choice Requires="wps">
+            <w:drawing>
+              <wp:anchor distT="0" distB="0" distL="114300" distR="114300" simplePos="0" relativeHeight="251661312" behindDoc="0" locked="0" layoutInCell="1" allowOverlap="1" wp14:anchorId="2FDCE4AF" wp14:editId="507D7AD4">
+                <wp:simplePos x="0" y="0"/>
+                <wp:positionH relativeFrom="column">
+                  <wp:posOffset>3518535</wp:posOffset>
+                </wp:positionH>
+                <wp:positionV relativeFrom="paragraph">
+                  <wp:posOffset>866140</wp:posOffset>
+                </wp:positionV>
+                <wp:extent cx="922482" cy="689841"/>
+                <wp:effectExtent l="12700" t="38100" r="17780" b="34290"/>
+                <wp:wrapNone/>
+                <wp:docPr id="1966454879" name="Arrow: Right 10"/>
+                <wp:cNvGraphicFramePr/>
+                <a:graphic xmlns:a="http://schemas.openxmlformats.org/drawingml/2006/main">
+                  <a:graphicData uri="http://schemas.microsoft.com/office/word/2010/wordprocessingShape">
+                    <wps:wsp>
+                      <wps:cNvSpPr/>
+                      <wps:spPr>
+                        <a:xfrm>
+                          <a:off x="0" y="0"/>
+                          <a:ext cx="922482" cy="689841"/>
+                        </a:xfrm>
+                        <a:prstGeom prst="rightArrow">
+                          <a:avLst/>
+                        </a:prstGeom>
+                        <a:solidFill>
+                          <a:srgbClr val="234465"/>
+                        </a:solidFill>
+                        <a:ln w="25400" cap="flat" cmpd="sng" algn="ctr">
+                          <a:solidFill>
+                            <a:srgbClr val="234465"/>
+                          </a:solidFill>
+                          <a:prstDash val="solid"/>
+                        </a:ln>
+                        <a:effectLst/>
+                      </wps:spPr>
+                      <wps:bodyPr rtlCol="0" anchor="ctr"/>
+                    </wps:wsp>
+                  </a:graphicData>
+                </a:graphic>
+                <wp14:sizeRelH relativeFrom="margin">
+                  <wp14:pctWidth>0</wp14:pctWidth>
+                </wp14:sizeRelH>
+                <wp14:sizeRelV relativeFrom="margin">
+                  <wp14:pctHeight>0</wp14:pctHeight>
+                </wp14:sizeRelV>
+              </wp:anchor>
+            </w:drawing>
+          </mc:Choice>
+          <mc:Fallback>
+            <w:pict>
+              <v:shapetype w14:anchorId="7BFB119E" id="_x0000_t13" coordsize="21600,21600" o:spt="13" adj="16200,5400" path="m@0,l@0@1,0@1,0@2@0@2@0,21600,21600,10800xe">
+                <v:stroke joinstyle="miter"/>
+                <v:formulas>
+                  <v:f eqn="val #0"/>
+                  <v:f eqn="val #1"/>
+                  <v:f eqn="sum height 0 #1"/>
+                  <v:f eqn="sum 10800 0 #1"/>
+                  <v:f eqn="sum width 0 #0"/>
+                  <v:f eqn="prod @4 @3 10800"/>
+                  <v:f eqn="sum width 0 @5"/>
+                </v:formulas>
+                <v:path o:connecttype="custom" o:connectlocs="@0,0;0,10800;@0,21600;21600,10800" o:connectangles="270,180,90,0" textboxrect="0,@1,@6,@2"/>
+                <v:handles>
+                  <v:h position="#0,#1" xrange="0,21600" yrange="0,10800"/>
+                </v:handles>
+              </v:shapetype>
+              <v:shape id="Arrow: Right 10" o:spid="_x0000_s1026" type="#_x0000_t13" style="position:absolute;margin-left:277.05pt;margin-top:68.2pt;width:72.65pt;height:54.3pt;z-index:251661312;visibility:visible;mso-wrap-style:square;mso-width-percent:0;mso-height-percent:0;mso-wrap-distance-left:9pt;mso-wrap-distance-top:0;mso-wrap-distance-right:9pt;mso-wrap-distance-bottom:0;mso-position-horizontal:absolute;mso-position-horizontal-relative:text;mso-position-vertical:absolute;mso-position-vertical-relative:text;mso-width-percent:0;mso-height-percent:0;mso-width-relative:margin;mso-height-relative:margin;v-text-anchor:middle" o:gfxdata="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" adj="13524" fillcolor="#234465" strokecolor="#234465" strokeweight="2pt"/>
+            </w:pict>
+          </mc:Fallback>
+        </mc:AlternateContent>
+      </w:r>
+      <w:r>
+        <w:rPr>
+          <w:noProof/>
+          <w:lang w:val="bg-BG"/>
+        </w:rPr>
+        <w:drawing>
+          <wp:anchor distT="0" distB="0" distL="114300" distR="114300" simplePos="0" relativeHeight="251660288" behindDoc="1" locked="0" layoutInCell="1" allowOverlap="1" wp14:anchorId="108FC6DC" wp14:editId="05AFEB01">
+            <wp:simplePos x="0" y="0"/>
+            <wp:positionH relativeFrom="column">
+              <wp:posOffset>4332605</wp:posOffset>
+            </wp:positionH>
+            <wp:positionV relativeFrom="paragraph">
+              <wp:posOffset>412750</wp:posOffset>
+            </wp:positionV>
+            <wp:extent cx="2447925" cy="1530350"/>
+            <wp:effectExtent l="12700" t="12700" r="15875" b="19050"/>
+            <wp:wrapSquare wrapText="bothSides"/>
+            <wp:docPr id="1503889818" name="Picture 4"/>
+            <wp:cNvGraphicFramePr>
+              <a:graphicFrameLocks xmlns:a="http://schemas.openxmlformats.org/drawingml/2006/main" noChangeAspect="1"/>
+            </wp:cNvGraphicFramePr>
+            <a:graphic xmlns:a="http://schemas.openxmlformats.org/drawingml/2006/main">
+              <a:graphicData uri="http://schemas.openxmlformats.org/drawingml/2006/picture">
+                <pic:pic xmlns:pic="http://schemas.openxmlformats.org/drawingml/2006/picture">
+                  <pic:nvPicPr>
+                    <pic:cNvPr id="1503889818" name="Picture 1503889818"/>
+                    <pic:cNvPicPr/>
+                  </pic:nvPicPr>
+                  <pic:blipFill>
+                    <a:blip r:embed="rId17" cstate="print">
+                      <a:extLst>
+                        <a:ext uri="{28A0092B-C50C-407E-A947-70E740481C1C}">
+                          <a14:useLocalDpi xmlns:a14="http://schemas.microsoft.com/office/drawing/2010/main" val="0"/>
+                        </a:ext>
+                      </a:extLst>
+                    </a:blip>
+                    <a:stretch>
+                      <a:fillRect/>
+                    </a:stretch>
+                  </pic:blipFill>
+                  <pic:spPr>
+                    <a:xfrm>
+                      <a:off x="0" y="0"/>
+                      <a:ext cx="2447925" cy="1530350"/>
+                    </a:xfrm>
+                    <a:prstGeom prst="rect">
+                      <a:avLst/>
+                    </a:prstGeom>
+                    <a:ln>
+                      <a:solidFill>
+                        <a:schemeClr val="bg1">
+                          <a:lumMod val="75000"/>
+                        </a:schemeClr>
+                      </a:solidFill>
+                    </a:ln>
+                  </pic:spPr>
+                </pic:pic>
+              </a:graphicData>
+            </a:graphic>
+            <wp14:sizeRelH relativeFrom="page">
+              <wp14:pctWidth>0</wp14:pctWidth>
+            </wp14:sizeRelH>
+            <wp14:sizeRelV relativeFrom="page">
+              <wp14:pctHeight>0</wp14:pctHeight>
+            </wp14:sizeRelV>
+          </wp:anchor>
+        </w:drawing>
+      </w:r>
+      <w:r>
+        <w:rPr>
+          <w:noProof/>
+          <w:lang w:val="bg-BG"/>
+        </w:rPr>
+        <w:drawing>
+          <wp:inline distT="0" distB="0" distL="0" distR="0" wp14:anchorId="2C27F6BC" wp14:editId="475DF3DE">
+            <wp:extent cx="3578785" cy="2339975"/>
+            <wp:effectExtent l="12700" t="12700" r="15875" b="9525"/>
+            <wp:docPr id="535718883" name="Picture 3"/>
+            <wp:cNvGraphicFramePr>
+              <a:graphicFrameLocks xmlns:a="http://schemas.openxmlformats.org/drawingml/2006/main" noChangeAspect="1"/>
+            </wp:cNvGraphicFramePr>
+            <a:graphic xmlns:a="http://schemas.openxmlformats.org/drawingml/2006/main">
+              <a:graphicData uri="http://schemas.openxmlformats.org/drawingml/2006/picture">
+                <pic:pic xmlns:pic="http://schemas.openxmlformats.org/drawingml/2006/picture">
+                  <pic:nvPicPr>
+                    <pic:cNvPr id="535718883" name="Picture 535718883"/>
+                    <pic:cNvPicPr/>
+                  </pic:nvPicPr>
+                  <pic:blipFill>
+                    <a:blip r:embed="rId18" cstate="print">
+                      <a:extLst>
+                        <a:ext uri="{28A0092B-C50C-407E-A947-70E740481C1C}">
+                          <a14:useLocalDpi xmlns:a14="http://schemas.microsoft.com/office/drawing/2010/main" val="0"/>
+                        </a:ext>
+                      </a:extLst>
+                    </a:blip>
+                    <a:stretch>
+                      <a:fillRect/>
+                    </a:stretch>
+                  </pic:blipFill>
+                  <pic:spPr>
+                    <a:xfrm>
+                      <a:off x="0" y="0"/>
+                      <a:ext cx="3604154" cy="2356562"/>
+                    </a:xfrm>
+                    <a:prstGeom prst="rect">
+                      <a:avLst/>
+                    </a:prstGeom>
+                    <a:ln>
+                      <a:solidFill>
+                        <a:schemeClr val="bg1">
+                          <a:lumMod val="75000"/>
+                        </a:schemeClr>
+                      </a:solidFill>
+                    </a:ln>
+                  </pic:spPr>
+                </pic:pic>
+              </a:graphicData>
+            </a:graphic>
+          </wp:inline>
+        </w:drawing>
       </w:r>
     </w:p>
     <w:sectPr>
-      <w:headerReference w:type="default" r:id="rId13"/>
-      <w:footerReference w:type="default" r:id="rId14"/>
+      <w:headerReference w:type="default" r:id="rId19"/>
+      <w:footerReference w:type="default" r:id="rId20"/>
       <w:pgSz w:w="11909" w:h="16834" w:code="9"/>
       <w:pgMar w:top="567" w:right="737" w:bottom="680" w:left="737" w:header="567" w:footer="510" w:gutter="0"/>
       <w:cols w:space="720"/>
@@ -1209,7 +1972,7 @@
 </file>
 
 <file path=word/endnotes.xml><?xml version="1.0" encoding="utf-8"?>
-<w:endnotes xmlns:wpc="http://schemas.microsoft.com/office/word/2010/wordprocessingCanvas" xmlns:cx="http://schemas.microsoft.com/office/drawing/2014/chartex" xmlns:cx1="http://schemas.microsoft.com/office/drawing/2015/9/8/chartex" xmlns:cx2="http://schemas.microsoft.com/office/drawing/2015/10/21/chartex" xmlns:cx3="http://schemas.microsoft.com/office/drawing/2016/5/9/chartex" xmlns:cx4="http://schemas.microsoft.com/office/drawing/2016/5/10/chartex" xmlns:cx5="http://schemas.microsoft.com/office/drawing/2016/5/11/chartex" xmlns:cx6="http://schemas.microsoft.com/office/drawing/2016/5/12/chartex" xmlns:cx7="http://schemas.microsoft.com/office/drawing/2016/5/13/chartex" xmlns:cx8="http://schemas.microsoft.com/office/drawing/2016/5/14/chartex" xmlns:mc="http://schemas.openxmlformats.org/markup-compatibility/2006" xmlns:aink="http://schemas.microsoft.com/office/drawing/2016/ink" xmlns:am3d="http://schemas.microsoft.com/office/drawing/2017/model3d" xmlns:o="urn:schemas-microsoft-com:office:office" xmlns:oel="http://schemas.microsoft.com/office/2019/extlst" xmlns:r="http://schemas.openxmlformats.org/officeDocument/2006/relationships" xmlns:m="http://schemas.openxmlformats.org/officeDocument/2006/math" xmlns:v="urn:schemas-microsoft-com:vml" xmlns:wp14="http://schemas.microsoft.com/office/word/2010/wordprocessingDrawing" xmlns:wp="http://schemas.openxmlformats.org/drawingml/2006/wordprocessingDrawing" xmlns:w10="urn:schemas-microsoft-com:office:word" xmlns:w="http://schemas.openxmlformats.org/wordprocessingml/2006/main" xmlns:w14="http://schemas.microsoft.com/office/word/2010/wordml" xmlns:w15="http://schemas.microsoft.com/office/word/2012/wordml" xmlns:w16cex="http://schemas.microsoft.com/office/word/2018/wordml/cex" xmlns:w16cid="http://schemas.microsoft.com/office/word/2016/wordml/cid" xmlns:w16="http://schemas.microsoft.com/office/word/2018/wordml" xmlns:w16du="http://schemas.microsoft.com/office/word/2023/wordml/word16du" xmlns:w16sdtdh="http://schemas.microsoft.com/office/word/2020/wordml/sdtdatahash" xmlns:w16se="http://schemas.microsoft.com/office/word/2015/wordml/symex" xmlns:wpg="http://schemas.microsoft.com/office/word/2010/wordprocessingGroup" xmlns:wpi="http://schemas.microsoft.com/office/word/2010/wordprocessingInk" xmlns:wne="http://schemas.microsoft.com/office/word/2006/wordml" xmlns:wps="http://schemas.microsoft.com/office/word/2010/wordprocessingShape" mc:Ignorable="w14 w15 w16se w16cid w16 w16cex w16sdtdh w16du wp14">
+<w:endnotes xmlns:wpc="http://schemas.microsoft.com/office/word/2010/wordprocessingCanvas" xmlns:cx="http://schemas.microsoft.com/office/drawing/2014/chartex" xmlns:cx1="http://schemas.microsoft.com/office/drawing/2015/9/8/chartex" xmlns:cx2="http://schemas.microsoft.com/office/drawing/2015/10/21/chartex" xmlns:cx3="http://schemas.microsoft.com/office/drawing/2016/5/9/chartex" xmlns:cx4="http://schemas.microsoft.com/office/drawing/2016/5/10/chartex" xmlns:cx5="http://schemas.microsoft.com/office/drawing/2016/5/11/chartex" xmlns:cx6="http://schemas.microsoft.com/office/drawing/2016/5/12/chartex" xmlns:cx7="http://schemas.microsoft.com/office/drawing/2016/5/13/chartex" xmlns:cx8="http://schemas.microsoft.com/office/drawing/2016/5/14/chartex" xmlns:mc="http://schemas.openxmlformats.org/markup-compatibility/2006" xmlns:aink="http://schemas.microsoft.com/office/drawing/2016/ink" xmlns:am3d="http://schemas.microsoft.com/office/drawing/2017/model3d" xmlns:o="urn:schemas-microsoft-com:office:office" xmlns:oel="http://schemas.microsoft.com/office/2019/extlst" xmlns:r="http://schemas.openxmlformats.org/officeDocument/2006/relationships" xmlns:m="http://schemas.openxmlformats.org/officeDocument/2006/math" xmlns:v="urn:schemas-microsoft-com:vml" xmlns:wp14="http://schemas.microsoft.com/office/word/2010/wordprocessingDrawing" xmlns:wp="http://schemas.openxmlformats.org/drawingml/2006/wordprocessingDrawing" xmlns:w10="urn:schemas-microsoft-com:office:word" xmlns:w="http://schemas.openxmlformats.org/wordprocessingml/2006/main" xmlns:w14="http://schemas.microsoft.com/office/word/2010/wordml" xmlns:w15="http://schemas.microsoft.com/office/word/2012/wordml" xmlns:w16cex="http://schemas.microsoft.com/office/word/2018/wordml/cex" xmlns:w16cid="http://schemas.microsoft.com/office/word/2016/wordml/cid" xmlns:w16="http://schemas.microsoft.com/office/word/2018/wordml" xmlns:w16sdtdh="http://schemas.microsoft.com/office/word/2020/wordml/sdtdatahash" xmlns:w16se="http://schemas.microsoft.com/office/word/2015/wordml/symex" xmlns:wpg="http://schemas.microsoft.com/office/word/2010/wordprocessingGroup" xmlns:wpi="http://schemas.microsoft.com/office/word/2010/wordprocessingInk" xmlns:wne="http://schemas.microsoft.com/office/word/2006/wordml" xmlns:wps="http://schemas.microsoft.com/office/word/2010/wordprocessingShape" mc:Ignorable="w14 w15 w16se w16cid w16 w16cex w16sdtdh wp14">
   <w:endnote w:type="separator" w:id="-1">
     <w:p>
       <w:pPr>
@@ -1234,7 +1997,7 @@
 </file>
 
 <file path=word/footer1.xml><?xml version="1.0" encoding="utf-8"?>
-<w:ftr xmlns:wpc="http://schemas.microsoft.com/office/word/2010/wordprocessingCanvas" xmlns:cx="http://schemas.microsoft.com/office/drawing/2014/chartex" xmlns:cx1="http://schemas.microsoft.com/office/drawing/2015/9/8/chartex" xmlns:cx2="http://schemas.microsoft.com/office/drawing/2015/10/21/chartex" xmlns:cx3="http://schemas.microsoft.com/office/drawing/2016/5/9/chartex" xmlns:cx4="http://schemas.microsoft.com/office/drawing/2016/5/10/chartex" xmlns:cx5="http://schemas.microsoft.com/office/drawing/2016/5/11/chartex" xmlns:cx6="http://schemas.microsoft.com/office/drawing/2016/5/12/chartex" xmlns:cx7="http://schemas.microsoft.com/office/drawing/2016/5/13/chartex" xmlns:cx8="http://schemas.microsoft.com/office/drawing/2016/5/14/chartex" xmlns:mc="http://schemas.openxmlformats.org/markup-compatibility/2006" xmlns:aink="http://schemas.microsoft.com/office/drawing/2016/ink" xmlns:am3d="http://schemas.microsoft.com/office/drawing/2017/model3d" xmlns:o="urn:schemas-microsoft-com:office:office" xmlns:oel="http://schemas.microsoft.com/office/2019/extlst" xmlns:r="http://schemas.openxmlformats.org/officeDocument/2006/relationships" xmlns:m="http://schemas.openxmlformats.org/officeDocument/2006/math" xmlns:v="urn:schemas-microsoft-com:vml" xmlns:wp14="http://schemas.microsoft.com/office/word/2010/wordprocessingDrawing" xmlns:wp="http://schemas.openxmlformats.org/drawingml/2006/wordprocessingDrawing" xmlns:w10="urn:schemas-microsoft-com:office:word" xmlns:w="http://schemas.openxmlformats.org/wordprocessingml/2006/main" xmlns:w14="http://schemas.microsoft.com/office/word/2010/wordml" xmlns:w15="http://schemas.microsoft.com/office/word/2012/wordml" xmlns:w16cex="http://schemas.microsoft.com/office/word/2018/wordml/cex" xmlns:w16cid="http://schemas.microsoft.com/office/word/2016/wordml/cid" xmlns:w16="http://schemas.microsoft.com/office/word/2018/wordml" xmlns:w16du="http://schemas.microsoft.com/office/word/2023/wordml/word16du" xmlns:w16sdtdh="http://schemas.microsoft.com/office/word/2020/wordml/sdtdatahash" xmlns:w16se="http://schemas.microsoft.com/office/word/2015/wordml/symex" xmlns:wpg="http://schemas.microsoft.com/office/word/2010/wordprocessingGroup" xmlns:wpi="http://schemas.microsoft.com/office/word/2010/wordprocessingInk" xmlns:wne="http://schemas.microsoft.com/office/word/2006/wordml" xmlns:wps="http://schemas.microsoft.com/office/word/2010/wordprocessingShape" mc:Ignorable="w14 w15 w16se w16cid w16 w16cex w16sdtdh w16du wp14">
+<w:ftr xmlns:wpc="http://schemas.microsoft.com/office/word/2010/wordprocessingCanvas" xmlns:cx="http://schemas.microsoft.com/office/drawing/2014/chartex" xmlns:cx1="http://schemas.microsoft.com/office/drawing/2015/9/8/chartex" xmlns:cx2="http://schemas.microsoft.com/office/drawing/2015/10/21/chartex" xmlns:cx3="http://schemas.microsoft.com/office/drawing/2016/5/9/chartex" xmlns:cx4="http://schemas.microsoft.com/office/drawing/2016/5/10/chartex" xmlns:cx5="http://schemas.microsoft.com/office/drawing/2016/5/11/chartex" xmlns:cx6="http://schemas.microsoft.com/office/drawing/2016/5/12/chartex" xmlns:cx7="http://schemas.microsoft.com/office/drawing/2016/5/13/chartex" xmlns:cx8="http://schemas.microsoft.com/office/drawing/2016/5/14/chartex" xmlns:mc="http://schemas.openxmlformats.org/markup-compatibility/2006" xmlns:aink="http://schemas.microsoft.com/office/drawing/2016/ink" xmlns:am3d="http://schemas.microsoft.com/office/drawing/2017/model3d" xmlns:o="urn:schemas-microsoft-com:office:office" xmlns:oel="http://schemas.microsoft.com/office/2019/extlst" xmlns:r="http://schemas.openxmlformats.org/officeDocument/2006/relationships" xmlns:m="http://schemas.openxmlformats.org/officeDocument/2006/math" xmlns:v="urn:schemas-microsoft-com:vml" xmlns:wp14="http://schemas.microsoft.com/office/word/2010/wordprocessingDrawing" xmlns:wp="http://schemas.openxmlformats.org/drawingml/2006/wordprocessingDrawing" xmlns:w10="urn:schemas-microsoft-com:office:word" xmlns:w="http://schemas.openxmlformats.org/wordprocessingml/2006/main" xmlns:w14="http://schemas.microsoft.com/office/word/2010/wordml" xmlns:w15="http://schemas.microsoft.com/office/word/2012/wordml" xmlns:w16cex="http://schemas.microsoft.com/office/word/2018/wordml/cex" xmlns:w16cid="http://schemas.microsoft.com/office/word/2016/wordml/cid" xmlns:w16="http://schemas.microsoft.com/office/word/2018/wordml" xmlns:w16sdtdh="http://schemas.microsoft.com/office/word/2020/wordml/sdtdatahash" xmlns:w16se="http://schemas.microsoft.com/office/word/2015/wordml/symex" xmlns:wpg="http://schemas.microsoft.com/office/word/2010/wordprocessingGroup" xmlns:wpi="http://schemas.microsoft.com/office/word/2010/wordprocessingInk" xmlns:wne="http://schemas.microsoft.com/office/word/2006/wordml" xmlns:wps="http://schemas.microsoft.com/office/word/2010/wordprocessingShape" mc:Ignorable="w14 w15 w16se w16cid w16 w16cex w16sdtdh wp14">
   <w:p>
     <w:pPr>
       <w:pStyle w:val="Footer"/>
@@ -1582,7 +2345,7 @@
               <v:stroke joinstyle="miter"/>
               <v:path gradientshapeok="t" o:connecttype="rect"/>
             </v:shapetype>
-            <v:shape id="Text Box 16" o:spid="_x0000_s1026" type="#_x0000_t202" style="position:absolute;margin-left:101.15pt;margin-top:6.95pt;width:418.95pt;height:40.45pt;z-index:251660288;visibility:visible;mso-wrap-style:square;mso-width-percent:0;mso-height-percent:0;mso-wrap-distance-left:9pt;mso-wrap-distance-top:0;mso-wrap-distance-right:9pt;mso-wrap-distance-bottom:0;mso-position-horizontal:absolute;mso-position-horizontal-relative:text;mso-position-vertical:absolute;mso-position-vertical-relative:text;mso-width-percent:0;mso-height-percent:0;mso-width-relative:page;mso-height-relative:page;v-text-anchor:top" o:gfxdata="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" filled="f" stroked="f">
+            <v:shape id="Text Box 16" o:spid="_x0000_s1026" type="#_x0000_t202" style="position:absolute;margin-left:101.15pt;margin-top:6.95pt;width:418.95pt;height:40.45pt;z-index:251660288;visibility:visible;mso-wrap-style:square;mso-width-percent:0;mso-height-percent:0;mso-wrap-distance-left:9pt;mso-wrap-distance-top:0;mso-wrap-distance-right:9pt;mso-wrap-distance-bottom:0;mso-position-horizontal:absolute;mso-position-horizontal-relative:text;mso-position-vertical:absolute;mso-position-vertical-relative:text;mso-width-percent:0;mso-height-percent:0;mso-width-relative:page;mso-height-relative:page;v-text-anchor:top" o:gfxdata="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" filled="f" stroked="f">
               <v:textbox inset=".5mm,1.2mm,.5mm,.5mm">
                 <w:txbxContent>
                   <w:p>
@@ -1999,7 +2762,7 @@
             </wp:anchor>
           </w:drawing>
         </mc:Choice>
-        <mc:Fallback>
+        <mc:Fallback xmlns:w16du="http://schemas.microsoft.com/office/word/2023/wordml/word16du">
           <w:pict>
             <v:line w14:anchorId="23DA4A24" id="Straight Connector 19" o:spid="_x0000_s1026" style="position:absolute;flip:y;z-index:251659264;visibility:visible;mso-wrap-style:square;mso-width-percent:0;mso-height-percent:0;mso-wrap-distance-left:9pt;mso-wrap-distance-top:0;mso-wrap-distance-right:9pt;mso-wrap-distance-bottom:0;mso-position-horizontal:absolute;mso-position-horizontal-relative:text;mso-position-vertical:absolute;mso-position-vertical-relative:text;mso-width-percent:0;mso-height-percent:0;mso-width-relative:page;mso-height-relative:page" from="-.1pt,5.2pt" to="520.7pt,5.2pt" o:gfxdata="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" strokecolor="#974706 [1609]" strokeweight="1pt">
               <v:stroke endcap="round"/>
@@ -2224,7 +2987,7 @@
         </mc:Choice>
         <mc:Fallback>
           <w:pict>
-            <v:shape w14:anchorId="0D7D8A2E" id="Text Box 4" o:spid="_x0000_s1027" type="#_x0000_t202" style="position:absolute;margin-left:444.65pt;margin-top:8.35pt;width:70.9pt;height:15.9pt;z-index:251661312;visibility:visible;mso-wrap-style:square;mso-width-percent:0;mso-height-percent:0;mso-wrap-distance-left:9pt;mso-wrap-distance-top:0;mso-wrap-distance-right:9pt;mso-wrap-distance-bottom:0;mso-position-horizontal:absolute;mso-position-horizontal-relative:text;mso-position-vertical:absolute;mso-position-vertical-relative:text;mso-width-percent:0;mso-height-percent:0;mso-width-relative:page;mso-height-relative:page;v-text-anchor:middle" o:gfxdata="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" filled="f" stroked="f" strokeweight=".5pt">
+            <v:shape w14:anchorId="0D7D8A2E" id="Text Box 4" o:spid="_x0000_s1027" type="#_x0000_t202" style="position:absolute;margin-left:444.65pt;margin-top:8.35pt;width:70.9pt;height:15.9pt;z-index:251661312;visibility:visible;mso-wrap-style:square;mso-width-percent:0;mso-height-percent:0;mso-wrap-distance-left:9pt;mso-wrap-distance-top:0;mso-wrap-distance-right:9pt;mso-wrap-distance-bottom:0;mso-position-horizontal:absolute;mso-position-horizontal-relative:text;mso-position-vertical:absolute;mso-position-vertical-relative:text;mso-width-percent:0;mso-height-percent:0;mso-width-relative:page;mso-height-relative:page;v-text-anchor:middle" o:gfxdata="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" filled="f" stroked="f" strokeweight=".5pt">
               <v:textbox inset="0,0,0,0">
                 <w:txbxContent>
                   <w:p>
@@ -2374,7 +3137,7 @@
 </file>
 
 <file path=word/footnotes.xml><?xml version="1.0" encoding="utf-8"?>
-<w:footnotes xmlns:wpc="http://schemas.microsoft.com/office/word/2010/wordprocessingCanvas" xmlns:cx="http://schemas.microsoft.com/office/drawing/2014/chartex" xmlns:cx1="http://schemas.microsoft.com/office/drawing/2015/9/8/chartex" xmlns:cx2="http://schemas.microsoft.com/office/drawing/2015/10/21/chartex" xmlns:cx3="http://schemas.microsoft.com/office/drawing/2016/5/9/chartex" xmlns:cx4="http://schemas.microsoft.com/office/drawing/2016/5/10/chartex" xmlns:cx5="http://schemas.microsoft.com/office/drawing/2016/5/11/chartex" xmlns:cx6="http://schemas.microsoft.com/office/drawing/2016/5/12/chartex" xmlns:cx7="http://schemas.microsoft.com/office/drawing/2016/5/13/chartex" xmlns:cx8="http://schemas.microsoft.com/office/drawing/2016/5/14/chartex" xmlns:mc="http://schemas.openxmlformats.org/markup-compatibility/2006" xmlns:aink="http://schemas.microsoft.com/office/drawing/2016/ink" xmlns:am3d="http://schemas.microsoft.com/office/drawing/2017/model3d" xmlns:o="urn:schemas-microsoft-com:office:office" xmlns:oel="http://schemas.microsoft.com/office/2019/extlst" xmlns:r="http://schemas.openxmlformats.org/officeDocument/2006/relationships" xmlns:m="http://schemas.openxmlformats.org/officeDocument/2006/math" xmlns:v="urn:schemas-microsoft-com:vml" xmlns:wp14="http://schemas.microsoft.com/office/word/2010/wordprocessingDrawing" xmlns:wp="http://schemas.openxmlformats.org/drawingml/2006/wordprocessingDrawing" xmlns:w10="urn:schemas-microsoft-com:office:word" xmlns:w="http://schemas.openxmlformats.org/wordprocessingml/2006/main" xmlns:w14="http://schemas.microsoft.com/office/word/2010/wordml" xmlns:w15="http://schemas.microsoft.com/office/word/2012/wordml" xmlns:w16cex="http://schemas.microsoft.com/office/word/2018/wordml/cex" xmlns:w16cid="http://schemas.microsoft.com/office/word/2016/wordml/cid" xmlns:w16="http://schemas.microsoft.com/office/word/2018/wordml" xmlns:w16du="http://schemas.microsoft.com/office/word/2023/wordml/word16du" xmlns:w16sdtdh="http://schemas.microsoft.com/office/word/2020/wordml/sdtdatahash" xmlns:w16se="http://schemas.microsoft.com/office/word/2015/wordml/symex" xmlns:wpg="http://schemas.microsoft.com/office/word/2010/wordprocessingGroup" xmlns:wpi="http://schemas.microsoft.com/office/word/2010/wordprocessingInk" xmlns:wne="http://schemas.microsoft.com/office/word/2006/wordml" xmlns:wps="http://schemas.microsoft.com/office/word/2010/wordprocessingShape" mc:Ignorable="w14 w15 w16se w16cid w16 w16cex w16sdtdh w16du wp14">
+<w:footnotes xmlns:wpc="http://schemas.microsoft.com/office/word/2010/wordprocessingCanvas" xmlns:cx="http://schemas.microsoft.com/office/drawing/2014/chartex" xmlns:cx1="http://schemas.microsoft.com/office/drawing/2015/9/8/chartex" xmlns:cx2="http://schemas.microsoft.com/office/drawing/2015/10/21/chartex" xmlns:cx3="http://schemas.microsoft.com/office/drawing/2016/5/9/chartex" xmlns:cx4="http://schemas.microsoft.com/office/drawing/2016/5/10/chartex" xmlns:cx5="http://schemas.microsoft.com/office/drawing/2016/5/11/chartex" xmlns:cx6="http://schemas.microsoft.com/office/drawing/2016/5/12/chartex" xmlns:cx7="http://schemas.microsoft.com/office/drawing/2016/5/13/chartex" xmlns:cx8="http://schemas.microsoft.com/office/drawing/2016/5/14/chartex" xmlns:mc="http://schemas.openxmlformats.org/markup-compatibility/2006" xmlns:aink="http://schemas.microsoft.com/office/drawing/2016/ink" xmlns:am3d="http://schemas.microsoft.com/office/drawing/2017/model3d" xmlns:o="urn:schemas-microsoft-com:office:office" xmlns:oel="http://schemas.microsoft.com/office/2019/extlst" xmlns:r="http://schemas.openxmlformats.org/officeDocument/2006/relationships" xmlns:m="http://schemas.openxmlformats.org/officeDocument/2006/math" xmlns:v="urn:schemas-microsoft-com:vml" xmlns:wp14="http://schemas.microsoft.com/office/word/2010/wordprocessingDrawing" xmlns:wp="http://schemas.openxmlformats.org/drawingml/2006/wordprocessingDrawing" xmlns:w10="urn:schemas-microsoft-com:office:word" xmlns:w="http://schemas.openxmlformats.org/wordprocessingml/2006/main" xmlns:w14="http://schemas.microsoft.com/office/word/2010/wordml" xmlns:w15="http://schemas.microsoft.com/office/word/2012/wordml" xmlns:w16cex="http://schemas.microsoft.com/office/word/2018/wordml/cex" xmlns:w16cid="http://schemas.microsoft.com/office/word/2016/wordml/cid" xmlns:w16="http://schemas.microsoft.com/office/word/2018/wordml" xmlns:w16sdtdh="http://schemas.microsoft.com/office/word/2020/wordml/sdtdatahash" xmlns:w16se="http://schemas.microsoft.com/office/word/2015/wordml/symex" xmlns:wpg="http://schemas.microsoft.com/office/word/2010/wordprocessingGroup" xmlns:wpi="http://schemas.microsoft.com/office/word/2010/wordprocessingInk" xmlns:wne="http://schemas.microsoft.com/office/word/2006/wordml" xmlns:wps="http://schemas.microsoft.com/office/word/2010/wordprocessingShape" mc:Ignorable="w14 w15 w16se w16cid w16 w16cex w16sdtdh wp14">
   <w:footnote w:type="separator" w:id="-1">
     <w:p>
       <w:pPr>
@@ -2399,7 +3162,7 @@
 </file>
 
 <file path=word/header1.xml><?xml version="1.0" encoding="utf-8"?>
-<w:hdr xmlns:wpc="http://schemas.microsoft.com/office/word/2010/wordprocessingCanvas" xmlns:cx="http://schemas.microsoft.com/office/drawing/2014/chartex" xmlns:cx1="http://schemas.microsoft.com/office/drawing/2015/9/8/chartex" xmlns:cx2="http://schemas.microsoft.com/office/drawing/2015/10/21/chartex" xmlns:cx3="http://schemas.microsoft.com/office/drawing/2016/5/9/chartex" xmlns:cx4="http://schemas.microsoft.com/office/drawing/2016/5/10/chartex" xmlns:cx5="http://schemas.microsoft.com/office/drawing/2016/5/11/chartex" xmlns:cx6="http://schemas.microsoft.com/office/drawing/2016/5/12/chartex" xmlns:cx7="http://schemas.microsoft.com/office/drawing/2016/5/13/chartex" xmlns:cx8="http://schemas.microsoft.com/office/drawing/2016/5/14/chartex" xmlns:mc="http://schemas.openxmlformats.org/markup-compatibility/2006" xmlns:aink="http://schemas.microsoft.com/office/drawing/2016/ink" xmlns:am3d="http://schemas.microsoft.com/office/drawing/2017/model3d" xmlns:o="urn:schemas-microsoft-com:office:office" xmlns:oel="http://schemas.microsoft.com/office/2019/extlst" xmlns:r="http://schemas.openxmlformats.org/officeDocument/2006/relationships" xmlns:m="http://schemas.openxmlformats.org/officeDocument/2006/math" xmlns:v="urn:schemas-microsoft-com:vml" xmlns:wp14="http://schemas.microsoft.com/office/word/2010/wordprocessingDrawing" xmlns:wp="http://schemas.openxmlformats.org/drawingml/2006/wordprocessingDrawing" xmlns:w10="urn:schemas-microsoft-com:office:word" xmlns:w="http://schemas.openxmlformats.org/wordprocessingml/2006/main" xmlns:w14="http://schemas.microsoft.com/office/word/2010/wordml" xmlns:w15="http://schemas.microsoft.com/office/word/2012/wordml" xmlns:w16cex="http://schemas.microsoft.com/office/word/2018/wordml/cex" xmlns:w16cid="http://schemas.microsoft.com/office/word/2016/wordml/cid" xmlns:w16="http://schemas.microsoft.com/office/word/2018/wordml" xmlns:w16du="http://schemas.microsoft.com/office/word/2023/wordml/word16du" xmlns:w16sdtdh="http://schemas.microsoft.com/office/word/2020/wordml/sdtdatahash" xmlns:w16se="http://schemas.microsoft.com/office/word/2015/wordml/symex" xmlns:wpg="http://schemas.microsoft.com/office/word/2010/wordprocessingGroup" xmlns:wpi="http://schemas.microsoft.com/office/word/2010/wordprocessingInk" xmlns:wne="http://schemas.microsoft.com/office/word/2006/wordml" xmlns:wps="http://schemas.microsoft.com/office/word/2010/wordprocessingShape" mc:Ignorable="w14 w15 w16se w16cid w16 w16cex w16sdtdh w16du wp14">
+<w:hdr xmlns:wpc="http://schemas.microsoft.com/office/word/2010/wordprocessingCanvas" xmlns:cx="http://schemas.microsoft.com/office/drawing/2014/chartex" xmlns:cx1="http://schemas.microsoft.com/office/drawing/2015/9/8/chartex" xmlns:cx2="http://schemas.microsoft.com/office/drawing/2015/10/21/chartex" xmlns:cx3="http://schemas.microsoft.com/office/drawing/2016/5/9/chartex" xmlns:cx4="http://schemas.microsoft.com/office/drawing/2016/5/10/chartex" xmlns:cx5="http://schemas.microsoft.com/office/drawing/2016/5/11/chartex" xmlns:cx6="http://schemas.microsoft.com/office/drawing/2016/5/12/chartex" xmlns:cx7="http://schemas.microsoft.com/office/drawing/2016/5/13/chartex" xmlns:cx8="http://schemas.microsoft.com/office/drawing/2016/5/14/chartex" xmlns:mc="http://schemas.openxmlformats.org/markup-compatibility/2006" xmlns:aink="http://schemas.microsoft.com/office/drawing/2016/ink" xmlns:am3d="http://schemas.microsoft.com/office/drawing/2017/model3d" xmlns:o="urn:schemas-microsoft-com:office:office" xmlns:oel="http://schemas.microsoft.com/office/2019/extlst" xmlns:r="http://schemas.openxmlformats.org/officeDocument/2006/relationships" xmlns:m="http://schemas.openxmlformats.org/officeDocument/2006/math" xmlns:v="urn:schemas-microsoft-com:vml" xmlns:wp14="http://schemas.microsoft.com/office/word/2010/wordprocessingDrawing" xmlns:wp="http://schemas.openxmlformats.org/drawingml/2006/wordprocessingDrawing" xmlns:w10="urn:schemas-microsoft-com:office:word" xmlns:w="http://schemas.openxmlformats.org/wordprocessingml/2006/main" xmlns:w14="http://schemas.microsoft.com/office/word/2010/wordml" xmlns:w15="http://schemas.microsoft.com/office/word/2012/wordml" xmlns:w16cex="http://schemas.microsoft.com/office/word/2018/wordml/cex" xmlns:w16cid="http://schemas.microsoft.com/office/word/2016/wordml/cid" xmlns:w16="http://schemas.microsoft.com/office/word/2018/wordml" xmlns:w16sdtdh="http://schemas.microsoft.com/office/word/2020/wordml/sdtdatahash" xmlns:w16se="http://schemas.microsoft.com/office/word/2015/wordml/symex" xmlns:wpg="http://schemas.microsoft.com/office/word/2010/wordprocessingGroup" xmlns:wpi="http://schemas.microsoft.com/office/word/2010/wordprocessingInk" xmlns:wne="http://schemas.microsoft.com/office/word/2006/wordml" xmlns:wps="http://schemas.microsoft.com/office/word/2010/wordprocessingShape" mc:Ignorable="w14 w15 w16se w16cid w16 w16cex w16sdtdh wp14">
   <w:p>
     <w:pPr>
       <w:pStyle w:val="Header"/>
@@ -2410,7 +3173,7 @@
 </file>
 
 <file path=word/numbering.xml><?xml version="1.0" encoding="utf-8"?>
-<w:numbering xmlns:wpc="http://schemas.microsoft.com/office/word/2010/wordprocessingCanvas" xmlns:cx="http://schemas.microsoft.com/office/drawing/2014/chartex" xmlns:cx1="http://schemas.microsoft.com/office/drawing/2015/9/8/chartex" xmlns:cx2="http://schemas.microsoft.com/office/drawing/2015/10/21/chartex" xmlns:cx3="http://schemas.microsoft.com/office/drawing/2016/5/9/chartex" xmlns:cx4="http://schemas.microsoft.com/office/drawing/2016/5/10/chartex" xmlns:cx5="http://schemas.microsoft.com/office/drawing/2016/5/11/chartex" xmlns:cx6="http://schemas.microsoft.com/office/drawing/2016/5/12/chartex" xmlns:cx7="http://schemas.microsoft.com/office/drawing/2016/5/13/chartex" xmlns:cx8="http://schemas.microsoft.com/office/drawing/2016/5/14/chartex" xmlns:mc="http://schemas.openxmlformats.org/markup-compatibility/2006" xmlns:aink="http://schemas.microsoft.com/office/drawing/2016/ink" xmlns:am3d="http://schemas.microsoft.com/office/drawing/2017/model3d" xmlns:o="urn:schemas-microsoft-com:office:office" xmlns:oel="http://schemas.microsoft.com/office/2019/extlst" xmlns:r="http://schemas.openxmlformats.org/officeDocument/2006/relationships" xmlns:m="http://schemas.openxmlformats.org/officeDocument/2006/math" xmlns:v="urn:schemas-microsoft-com:vml" xmlns:wp14="http://schemas.microsoft.com/office/word/2010/wordprocessingDrawing" xmlns:wp="http://schemas.openxmlformats.org/drawingml/2006/wordprocessingDrawing" xmlns:w10="urn:schemas-microsoft-com:office:word" xmlns:w="http://schemas.openxmlformats.org/wordprocessingml/2006/main" xmlns:w14="http://schemas.microsoft.com/office/word/2010/wordml" xmlns:w15="http://schemas.microsoft.com/office/word/2012/wordml" xmlns:w16cex="http://schemas.microsoft.com/office/word/2018/wordml/cex" xmlns:w16cid="http://schemas.microsoft.com/office/word/2016/wordml/cid" xmlns:w16="http://schemas.microsoft.com/office/word/2018/wordml" xmlns:w16du="http://schemas.microsoft.com/office/word/2023/wordml/word16du" xmlns:w16sdtdh="http://schemas.microsoft.com/office/word/2020/wordml/sdtdatahash" xmlns:w16se="http://schemas.microsoft.com/office/word/2015/wordml/symex" xmlns:wpg="http://schemas.microsoft.com/office/word/2010/wordprocessingGroup" xmlns:wpi="http://schemas.microsoft.com/office/word/2010/wordprocessingInk" xmlns:wne="http://schemas.microsoft.com/office/word/2006/wordml" xmlns:wps="http://schemas.microsoft.com/office/word/2010/wordprocessingShape" mc:Ignorable="w14 w15 w16se w16cid w16 w16cex w16sdtdh w16du wp14">
+<w:numbering xmlns:wpc="http://schemas.microsoft.com/office/word/2010/wordprocessingCanvas" xmlns:cx="http://schemas.microsoft.com/office/drawing/2014/chartex" xmlns:cx1="http://schemas.microsoft.com/office/drawing/2015/9/8/chartex" xmlns:cx2="http://schemas.microsoft.com/office/drawing/2015/10/21/chartex" xmlns:cx3="http://schemas.microsoft.com/office/drawing/2016/5/9/chartex" xmlns:cx4="http://schemas.microsoft.com/office/drawing/2016/5/10/chartex" xmlns:cx5="http://schemas.microsoft.com/office/drawing/2016/5/11/chartex" xmlns:cx6="http://schemas.microsoft.com/office/drawing/2016/5/12/chartex" xmlns:cx7="http://schemas.microsoft.com/office/drawing/2016/5/13/chartex" xmlns:cx8="http://schemas.microsoft.com/office/drawing/2016/5/14/chartex" xmlns:mc="http://schemas.openxmlformats.org/markup-compatibility/2006" xmlns:aink="http://schemas.microsoft.com/office/drawing/2016/ink" xmlns:am3d="http://schemas.microsoft.com/office/drawing/2017/model3d" xmlns:o="urn:schemas-microsoft-com:office:office" xmlns:oel="http://schemas.microsoft.com/office/2019/extlst" xmlns:r="http://schemas.openxmlformats.org/officeDocument/2006/relationships" xmlns:m="http://schemas.openxmlformats.org/officeDocument/2006/math" xmlns:v="urn:schemas-microsoft-com:vml" xmlns:wp14="http://schemas.microsoft.com/office/word/2010/wordprocessingDrawing" xmlns:wp="http://schemas.openxmlformats.org/drawingml/2006/wordprocessingDrawing" xmlns:w10="urn:schemas-microsoft-com:office:word" xmlns:w="http://schemas.openxmlformats.org/wordprocessingml/2006/main" xmlns:w14="http://schemas.microsoft.com/office/word/2010/wordml" xmlns:w15="http://schemas.microsoft.com/office/word/2012/wordml" xmlns:w16cex="http://schemas.microsoft.com/office/word/2018/wordml/cex" xmlns:w16cid="http://schemas.microsoft.com/office/word/2016/wordml/cid" xmlns:w16="http://schemas.microsoft.com/office/word/2018/wordml" xmlns:w16sdtdh="http://schemas.microsoft.com/office/word/2020/wordml/sdtdatahash" xmlns:w16se="http://schemas.microsoft.com/office/word/2015/wordml/symex" xmlns:wpg="http://schemas.microsoft.com/office/word/2010/wordprocessingGroup" xmlns:wpi="http://schemas.microsoft.com/office/word/2010/wordprocessingInk" xmlns:wne="http://schemas.microsoft.com/office/word/2006/wordml" xmlns:wps="http://schemas.microsoft.com/office/word/2010/wordprocessingShape" mc:Ignorable="w14 w15 w16se w16cid w16 w16cex w16sdtdh wp14">
   <w:abstractNum w:abstractNumId="0" w15:restartNumberingAfterBreak="0">
     <w:nsid w:val="043D512A"/>
     <w:multiLevelType w:val="hybridMultilevel"/>
@@ -2641,6 +3404,146 @@
     </w:lvl>
   </w:abstractNum>
   <w:abstractNum w:abstractNumId="2" w15:restartNumberingAfterBreak="0">
+    <w:nsid w:val="0A800892"/>
+    <w:multiLevelType w:val="hybridMultilevel"/>
+    <w:tmpl w:val="E236D97C"/>
+    <w:lvl w:ilvl="0" w:tplc="EFB6C29C">
+      <w:start w:val="1"/>
+      <w:numFmt w:val="bullet"/>
+      <w:lvlText w:val="§"/>
+      <w:lvlJc w:val="left"/>
+      <w:pPr>
+        <w:tabs>
+          <w:tab w:val="num" w:pos="720"/>
+        </w:tabs>
+        <w:ind w:left="720" w:hanging="360"/>
+      </w:pPr>
+      <w:rPr>
+        <w:rFonts w:ascii="Wingdings" w:hAnsi="Wingdings" w:hint="default"/>
+      </w:rPr>
+    </w:lvl>
+    <w:lvl w:ilvl="1" w:tplc="6F36DD28" w:tentative="1">
+      <w:start w:val="1"/>
+      <w:numFmt w:val="bullet"/>
+      <w:lvlText w:val="§"/>
+      <w:lvlJc w:val="left"/>
+      <w:pPr>
+        <w:tabs>
+          <w:tab w:val="num" w:pos="1440"/>
+        </w:tabs>
+        <w:ind w:left="1440" w:hanging="360"/>
+      </w:pPr>
+      <w:rPr>
+        <w:rFonts w:ascii="Wingdings" w:hAnsi="Wingdings" w:hint="default"/>
+      </w:rPr>
+    </w:lvl>
+    <w:lvl w:ilvl="2" w:tplc="D786E594" w:tentative="1">
+      <w:start w:val="1"/>
+      <w:numFmt w:val="bullet"/>
+      <w:lvlText w:val="§"/>
+      <w:lvlJc w:val="left"/>
+      <w:pPr>
+        <w:tabs>
+          <w:tab w:val="num" w:pos="2160"/>
+        </w:tabs>
+        <w:ind w:left="2160" w:hanging="360"/>
+      </w:pPr>
+      <w:rPr>
+        <w:rFonts w:ascii="Wingdings" w:hAnsi="Wingdings" w:hint="default"/>
+      </w:rPr>
+    </w:lvl>
+    <w:lvl w:ilvl="3" w:tplc="DCAE8EC8" w:tentative="1">
+      <w:start w:val="1"/>
+      <w:numFmt w:val="bullet"/>
+      <w:lvlText w:val="§"/>
+      <w:lvlJc w:val="left"/>
+      <w:pPr>
+        <w:tabs>
+          <w:tab w:val="num" w:pos="2880"/>
+        </w:tabs>
+        <w:ind w:left="2880" w:hanging="360"/>
+      </w:pPr>
+      <w:rPr>
+        <w:rFonts w:ascii="Wingdings" w:hAnsi="Wingdings" w:hint="default"/>
+      </w:rPr>
+    </w:lvl>
+    <w:lvl w:ilvl="4" w:tplc="FE686F50" w:tentative="1">
+      <w:start w:val="1"/>
+      <w:numFmt w:val="bullet"/>
+      <w:lvlText w:val="§"/>
+      <w:lvlJc w:val="left"/>
+      <w:pPr>
+        <w:tabs>
+          <w:tab w:val="num" w:pos="3600"/>
+        </w:tabs>
+        <w:ind w:left="3600" w:hanging="360"/>
+      </w:pPr>
+      <w:rPr>
+        <w:rFonts w:ascii="Wingdings" w:hAnsi="Wingdings" w:hint="default"/>
+      </w:rPr>
+    </w:lvl>
+    <w:lvl w:ilvl="5" w:tplc="CA907AC0" w:tentative="1">
+      <w:start w:val="1"/>
+      <w:numFmt w:val="bullet"/>
+      <w:lvlText w:val="§"/>
+      <w:lvlJc w:val="left"/>
+      <w:pPr>
+        <w:tabs>
+          <w:tab w:val="num" w:pos="4320"/>
+        </w:tabs>
+        <w:ind w:left="4320" w:hanging="360"/>
+      </w:pPr>
+      <w:rPr>
+        <w:rFonts w:ascii="Wingdings" w:hAnsi="Wingdings" w:hint="default"/>
+      </w:rPr>
+    </w:lvl>
+    <w:lvl w:ilvl="6" w:tplc="9B74424E" w:tentative="1">
+      <w:start w:val="1"/>
+      <w:numFmt w:val="bullet"/>
+      <w:lvlText w:val="§"/>
+      <w:lvlJc w:val="left"/>
+      <w:pPr>
+        <w:tabs>
+          <w:tab w:val="num" w:pos="5040"/>
+        </w:tabs>
+        <w:ind w:left="5040" w:hanging="360"/>
+      </w:pPr>
+      <w:rPr>
+        <w:rFonts w:ascii="Wingdings" w:hAnsi="Wingdings" w:hint="default"/>
+      </w:rPr>
+    </w:lvl>
+    <w:lvl w:ilvl="7" w:tplc="408CB408" w:tentative="1">
+      <w:start w:val="1"/>
+      <w:numFmt w:val="bullet"/>
+      <w:lvlText w:val="§"/>
+      <w:lvlJc w:val="left"/>
+      <w:pPr>
+        <w:tabs>
+          <w:tab w:val="num" w:pos="5760"/>
+        </w:tabs>
+        <w:ind w:left="5760" w:hanging="360"/>
+      </w:pPr>
+      <w:rPr>
+        <w:rFonts w:ascii="Wingdings" w:hAnsi="Wingdings" w:hint="default"/>
+      </w:rPr>
+    </w:lvl>
+    <w:lvl w:ilvl="8" w:tplc="4C548B70" w:tentative="1">
+      <w:start w:val="1"/>
+      <w:numFmt w:val="bullet"/>
+      <w:lvlText w:val="§"/>
+      <w:lvlJc w:val="left"/>
+      <w:pPr>
+        <w:tabs>
+          <w:tab w:val="num" w:pos="6480"/>
+        </w:tabs>
+        <w:ind w:left="6480" w:hanging="360"/>
+      </w:pPr>
+      <w:rPr>
+        <w:rFonts w:ascii="Wingdings" w:hAnsi="Wingdings" w:hint="default"/>
+      </w:rPr>
+    </w:lvl>
+  </w:abstractNum>
+  <w:abstractNum w:abstractNumId="3" w15:restartNumberingAfterBreak="0">
     <w:nsid w:val="0FB42240"/>
     <w:multiLevelType w:val="hybridMultilevel"/>
     <w:tmpl w:val="394EC766"/>
@@ -2729,7 +3632,7 @@
       </w:pPr>
     </w:lvl>
   </w:abstractNum>
-  <w:abstractNum w:abstractNumId="3" w15:restartNumberingAfterBreak="0">
+  <w:abstractNum w:abstractNumId="4" w15:restartNumberingAfterBreak="0">
     <w:nsid w:val="13A00DEC"/>
     <w:multiLevelType w:val="hybridMultilevel"/>
     <w:tmpl w:val="5E960EC2"/>
@@ -2816,7 +3719,7 @@
       </w:pPr>
     </w:lvl>
   </w:abstractNum>
-  <w:abstractNum w:abstractNumId="4" w15:restartNumberingAfterBreak="0">
+  <w:abstractNum w:abstractNumId="5" w15:restartNumberingAfterBreak="0">
     <w:nsid w:val="1794316F"/>
     <w:multiLevelType w:val="hybridMultilevel"/>
     <w:tmpl w:val="4B0A3D2E"/>
@@ -2905,7 +3808,7 @@
       </w:pPr>
     </w:lvl>
   </w:abstractNum>
-  <w:abstractNum w:abstractNumId="5" w15:restartNumberingAfterBreak="0">
+  <w:abstractNum w:abstractNumId="6" w15:restartNumberingAfterBreak="0">
     <w:nsid w:val="1CD7283D"/>
     <w:multiLevelType w:val="hybridMultilevel"/>
     <w:tmpl w:val="CE7ABE38"/>
@@ -3045,7 +3948,7 @@
       </w:rPr>
     </w:lvl>
   </w:abstractNum>
-  <w:abstractNum w:abstractNumId="6" w15:restartNumberingAfterBreak="0">
+  <w:abstractNum w:abstractNumId="7" w15:restartNumberingAfterBreak="0">
     <w:nsid w:val="1FB7566F"/>
     <w:multiLevelType w:val="hybridMultilevel"/>
     <w:tmpl w:val="9C3E6FFC"/>
@@ -3134,7 +4037,7 @@
       </w:pPr>
     </w:lvl>
   </w:abstractNum>
-  <w:abstractNum w:abstractNumId="7" w15:restartNumberingAfterBreak="0">
+  <w:abstractNum w:abstractNumId="8" w15:restartNumberingAfterBreak="0">
     <w:nsid w:val="2C0E4A33"/>
     <w:multiLevelType w:val="hybridMultilevel"/>
     <w:tmpl w:val="EFDED664"/>
@@ -3223,7 +4126,7 @@
       </w:pPr>
     </w:lvl>
   </w:abstractNum>
-  <w:abstractNum w:abstractNumId="8" w15:restartNumberingAfterBreak="0">
+  <w:abstractNum w:abstractNumId="9" w15:restartNumberingAfterBreak="0">
     <w:nsid w:val="35646AD4"/>
     <w:multiLevelType w:val="hybridMultilevel"/>
     <w:tmpl w:val="C9262C00"/>
@@ -3312,7 +4215,7 @@
       </w:pPr>
     </w:lvl>
   </w:abstractNum>
-  <w:abstractNum w:abstractNumId="9" w15:restartNumberingAfterBreak="0">
+  <w:abstractNum w:abstractNumId="10" w15:restartNumberingAfterBreak="0">
     <w:nsid w:val="36372246"/>
     <w:multiLevelType w:val="hybridMultilevel"/>
     <w:tmpl w:val="0E44ACA0"/>
@@ -3401,7 +4304,7 @@
       </w:pPr>
     </w:lvl>
   </w:abstractNum>
-  <w:abstractNum w:abstractNumId="10" w15:restartNumberingAfterBreak="0">
+  <w:abstractNum w:abstractNumId="11" w15:restartNumberingAfterBreak="0">
     <w:nsid w:val="384608DB"/>
     <w:multiLevelType w:val="hybridMultilevel"/>
     <w:tmpl w:val="8B9438EE"/>
@@ -3490,7 +4393,7 @@
       </w:pPr>
     </w:lvl>
   </w:abstractNum>
-  <w:abstractNum w:abstractNumId="11" w15:restartNumberingAfterBreak="0">
+  <w:abstractNum w:abstractNumId="12" w15:restartNumberingAfterBreak="0">
     <w:nsid w:val="3A3C5C63"/>
     <w:multiLevelType w:val="hybridMultilevel"/>
     <w:tmpl w:val="2A5679B2"/>
@@ -3579,7 +4482,7 @@
       </w:pPr>
     </w:lvl>
   </w:abstractNum>
-  <w:abstractNum w:abstractNumId="12" w15:restartNumberingAfterBreak="0">
+  <w:abstractNum w:abstractNumId="13" w15:restartNumberingAfterBreak="0">
     <w:nsid w:val="3F153AD9"/>
     <w:multiLevelType w:val="hybridMultilevel"/>
     <w:tmpl w:val="DF00B816"/>
@@ -3668,7 +4571,7 @@
       </w:pPr>
     </w:lvl>
   </w:abstractNum>
-  <w:abstractNum w:abstractNumId="13" w15:restartNumberingAfterBreak="0">
+  <w:abstractNum w:abstractNumId="14" w15:restartNumberingAfterBreak="0">
     <w:nsid w:val="40AC4473"/>
     <w:multiLevelType w:val="hybridMultilevel"/>
     <w:tmpl w:val="3886F250"/>
@@ -3757,7 +4660,7 @@
       </w:pPr>
     </w:lvl>
   </w:abstractNum>
-  <w:abstractNum w:abstractNumId="14" w15:restartNumberingAfterBreak="0">
+  <w:abstractNum w:abstractNumId="15" w15:restartNumberingAfterBreak="0">
     <w:nsid w:val="41F221A1"/>
     <w:multiLevelType w:val="hybridMultilevel"/>
     <w:tmpl w:val="C7B61CEC"/>
@@ -3897,7 +4800,7 @@
       </w:rPr>
     </w:lvl>
   </w:abstractNum>
-  <w:abstractNum w:abstractNumId="15" w15:restartNumberingAfterBreak="0">
+  <w:abstractNum w:abstractNumId="16" w15:restartNumberingAfterBreak="0">
     <w:nsid w:val="43CA4C66"/>
     <w:multiLevelType w:val="hybridMultilevel"/>
     <w:tmpl w:val="7AF6B710"/>
@@ -3986,7 +4889,7 @@
       </w:pPr>
     </w:lvl>
   </w:abstractNum>
-  <w:abstractNum w:abstractNumId="16" w15:restartNumberingAfterBreak="0">
+  <w:abstractNum w:abstractNumId="17" w15:restartNumberingAfterBreak="0">
     <w:nsid w:val="50227604"/>
     <w:multiLevelType w:val="hybridMultilevel"/>
     <w:tmpl w:val="9394103C"/>
@@ -4126,7 +5029,7 @@
       </w:rPr>
     </w:lvl>
   </w:abstractNum>
-  <w:abstractNum w:abstractNumId="17" w15:restartNumberingAfterBreak="0">
+  <w:abstractNum w:abstractNumId="18" w15:restartNumberingAfterBreak="0">
     <w:nsid w:val="56250681"/>
     <w:multiLevelType w:val="hybridMultilevel"/>
     <w:tmpl w:val="3E084028"/>
@@ -4215,7 +5118,7 @@
       </w:pPr>
     </w:lvl>
   </w:abstractNum>
-  <w:abstractNum w:abstractNumId="18" w15:restartNumberingAfterBreak="0">
+  <w:abstractNum w:abstractNumId="19" w15:restartNumberingAfterBreak="0">
     <w:nsid w:val="5DCB0E13"/>
     <w:multiLevelType w:val="hybridMultilevel"/>
     <w:tmpl w:val="B3AC804C"/>
@@ -4304,7 +5207,7 @@
       </w:pPr>
     </w:lvl>
   </w:abstractNum>
-  <w:abstractNum w:abstractNumId="19" w15:restartNumberingAfterBreak="0">
+  <w:abstractNum w:abstractNumId="20" w15:restartNumberingAfterBreak="0">
     <w:nsid w:val="69F23BD4"/>
     <w:multiLevelType w:val="hybridMultilevel"/>
     <w:tmpl w:val="1430F5CC"/>
@@ -4393,7 +5296,7 @@
       </w:pPr>
     </w:lvl>
   </w:abstractNum>
-  <w:abstractNum w:abstractNumId="20" w15:restartNumberingAfterBreak="0">
+  <w:abstractNum w:abstractNumId="21" w15:restartNumberingAfterBreak="0">
     <w:nsid w:val="6AEC2CF5"/>
     <w:multiLevelType w:val="hybridMultilevel"/>
     <w:tmpl w:val="CA44268C"/>
@@ -4482,7 +5385,147 @@
       </w:pPr>
     </w:lvl>
   </w:abstractNum>
-  <w:abstractNum w:abstractNumId="21" w15:restartNumberingAfterBreak="0">
+  <w:abstractNum w:abstractNumId="22" w15:restartNumberingAfterBreak="0">
+    <w:nsid w:val="6FD17FA6"/>
+    <w:multiLevelType w:val="hybridMultilevel"/>
+    <w:tmpl w:val="D3AE4FB2"/>
+    <w:lvl w:ilvl="0" w:tplc="C28E7872">
+      <w:start w:val="1"/>
+      <w:numFmt w:val="bullet"/>
+      <w:lvlText w:val="§"/>
+      <w:lvlJc w:val="left"/>
+      <w:pPr>
+        <w:tabs>
+          <w:tab w:val="num" w:pos="720"/>
+        </w:tabs>
+        <w:ind w:left="720" w:hanging="360"/>
+      </w:pPr>
+      <w:rPr>
+        <w:rFonts w:ascii="Wingdings" w:hAnsi="Wingdings" w:hint="default"/>
+      </w:rPr>
+    </w:lvl>
+    <w:lvl w:ilvl="1" w:tplc="2D2E8CE4" w:tentative="1">
+      <w:start w:val="1"/>
+      <w:numFmt w:val="bullet"/>
+      <w:lvlText w:val="§"/>
+      <w:lvlJc w:val="left"/>
+      <w:pPr>
+        <w:tabs>
+          <w:tab w:val="num" w:pos="1440"/>
+        </w:tabs>
+        <w:ind w:left="1440" w:hanging="360"/>
+      </w:pPr>
+      <w:rPr>
+        <w:rFonts w:ascii="Wingdings" w:hAnsi="Wingdings" w:hint="default"/>
+      </w:rPr>
+    </w:lvl>
+    <w:lvl w:ilvl="2" w:tplc="7786DA24" w:tentative="1">
+      <w:start w:val="1"/>
+      <w:numFmt w:val="bullet"/>
+      <w:lvlText w:val="§"/>
+      <w:lvlJc w:val="left"/>
+      <w:pPr>
+        <w:tabs>
+          <w:tab w:val="num" w:pos="2160"/>
+        </w:tabs>
+        <w:ind w:left="2160" w:hanging="360"/>
+      </w:pPr>
+      <w:rPr>
+        <w:rFonts w:ascii="Wingdings" w:hAnsi="Wingdings" w:hint="default"/>
+      </w:rPr>
+    </w:lvl>
+    <w:lvl w:ilvl="3" w:tplc="49DCDA32" w:tentative="1">
+      <w:start w:val="1"/>
+      <w:numFmt w:val="bullet"/>
+      <w:lvlText w:val="§"/>
+      <w:lvlJc w:val="left"/>
+      <w:pPr>
+        <w:tabs>
+          <w:tab w:val="num" w:pos="2880"/>
+        </w:tabs>
+        <w:ind w:left="2880" w:hanging="360"/>
+      </w:pPr>
+      <w:rPr>
+        <w:rFonts w:ascii="Wingdings" w:hAnsi="Wingdings" w:hint="default"/>
+      </w:rPr>
+    </w:lvl>
+    <w:lvl w:ilvl="4" w:tplc="421E07B0" w:tentative="1">
+      <w:start w:val="1"/>
+      <w:numFmt w:val="bullet"/>
+      <w:lvlText w:val="§"/>
+      <w:lvlJc w:val="left"/>
+      <w:pPr>
+        <w:tabs>
+          <w:tab w:val="num" w:pos="3600"/>
+        </w:tabs>
+        <w:ind w:left="3600" w:hanging="360"/>
+      </w:pPr>
+      <w:rPr>
+        <w:rFonts w:ascii="Wingdings" w:hAnsi="Wingdings" w:hint="default"/>
+      </w:rPr>
+    </w:lvl>
+    <w:lvl w:ilvl="5" w:tplc="44C6D42C" w:tentative="1">
+      <w:start w:val="1"/>
+      <w:numFmt w:val="bullet"/>
+      <w:lvlText w:val="§"/>
+      <w:lvlJc w:val="left"/>
+      <w:pPr>
+        <w:tabs>
+          <w:tab w:val="num" w:pos="4320"/>
+        </w:tabs>
+        <w:ind w:left="4320" w:hanging="360"/>
+      </w:pPr>
+      <w:rPr>
+        <w:rFonts w:ascii="Wingdings" w:hAnsi="Wingdings" w:hint="default"/>
+      </w:rPr>
+    </w:lvl>
+    <w:lvl w:ilvl="6" w:tplc="4FB2B9DA" w:tentative="1">
+      <w:start w:val="1"/>
+      <w:numFmt w:val="bullet"/>
+      <w:lvlText w:val="§"/>
+      <w:lvlJc w:val="left"/>
+      <w:pPr>
+        <w:tabs>
+          <w:tab w:val="num" w:pos="5040"/>
+        </w:tabs>
+        <w:ind w:left="5040" w:hanging="360"/>
+      </w:pPr>
+      <w:rPr>
+        <w:rFonts w:ascii="Wingdings" w:hAnsi="Wingdings" w:hint="default"/>
+      </w:rPr>
+    </w:lvl>
+    <w:lvl w:ilvl="7" w:tplc="6C78D192" w:tentative="1">
+      <w:start w:val="1"/>
+      <w:numFmt w:val="bullet"/>
+      <w:lvlText w:val="§"/>
+      <w:lvlJc w:val="left"/>
+      <w:pPr>
+        <w:tabs>
+          <w:tab w:val="num" w:pos="5760"/>
+        </w:tabs>
+        <w:ind w:left="5760" w:hanging="360"/>
+      </w:pPr>
+      <w:rPr>
+        <w:rFonts w:ascii="Wingdings" w:hAnsi="Wingdings" w:hint="default"/>
+      </w:rPr>
+    </w:lvl>
+    <w:lvl w:ilvl="8" w:tplc="6502851E" w:tentative="1">
+      <w:start w:val="1"/>
+      <w:numFmt w:val="bullet"/>
+      <w:lvlText w:val="§"/>
+      <w:lvlJc w:val="left"/>
+      <w:pPr>
+        <w:tabs>
+          <w:tab w:val="num" w:pos="6480"/>
+        </w:tabs>
+        <w:ind w:left="6480" w:hanging="360"/>
+      </w:pPr>
+      <w:rPr>
+        <w:rFonts w:ascii="Wingdings" w:hAnsi="Wingdings" w:hint="default"/>
+      </w:rPr>
+    </w:lvl>
+  </w:abstractNum>
+  <w:abstractNum w:abstractNumId="23" w15:restartNumberingAfterBreak="0">
     <w:nsid w:val="755F083A"/>
     <w:multiLevelType w:val="hybridMultilevel"/>
     <w:tmpl w:val="0B228802"/>
@@ -4571,7 +5614,96 @@
       </w:pPr>
     </w:lvl>
   </w:abstractNum>
-  <w:abstractNum w:abstractNumId="22" w15:restartNumberingAfterBreak="0">
+  <w:abstractNum w:abstractNumId="24" w15:restartNumberingAfterBreak="0">
+    <w:nsid w:val="76AC7973"/>
+    <w:multiLevelType w:val="hybridMultilevel"/>
+    <w:tmpl w:val="E59634D6"/>
+    <w:lvl w:ilvl="0" w:tplc="0809000F">
+      <w:start w:val="1"/>
+      <w:numFmt w:val="decimal"/>
+      <w:lvlText w:val="%1."/>
+      <w:lvlJc w:val="left"/>
+      <w:pPr>
+        <w:ind w:left="360" w:hanging="360"/>
+      </w:pPr>
+      <w:rPr>
+        <w:rFonts w:hint="default"/>
+      </w:rPr>
+    </w:lvl>
+    <w:lvl w:ilvl="1" w:tplc="08090019" w:tentative="1">
+      <w:start w:val="1"/>
+      <w:numFmt w:val="lowerLetter"/>
+      <w:lvlText w:val="%2."/>
+      <w:lvlJc w:val="left"/>
+      <w:pPr>
+        <w:ind w:left="1080" w:hanging="360"/>
+      </w:pPr>
+    </w:lvl>
+    <w:lvl w:ilvl="2" w:tplc="0809001B" w:tentative="1">
+      <w:start w:val="1"/>
+      <w:numFmt w:val="lowerRoman"/>
+      <w:lvlText w:val="%3."/>
+      <w:lvlJc w:val="right"/>
+      <w:pPr>
+        <w:ind w:left="1800" w:hanging="180"/>
+      </w:pPr>
+    </w:lvl>
+    <w:lvl w:ilvl="3" w:tplc="0809000F" w:tentative="1">
+      <w:start w:val="1"/>
+      <w:numFmt w:val="decimal"/>
+      <w:lvlText w:val="%4."/>
+      <w:lvlJc w:val="left"/>
+      <w:pPr>
+        <w:ind w:left="2520" w:hanging="360"/>
+      </w:pPr>
+    </w:lvl>
+    <w:lvl w:ilvl="4" w:tplc="08090019" w:tentative="1">
+      <w:start w:val="1"/>
+      <w:numFmt w:val="lowerLetter"/>
+      <w:lvlText w:val="%5."/>
+      <w:lvlJc w:val="left"/>
+      <w:pPr>
+        <w:ind w:left="3240" w:hanging="360"/>
+      </w:pPr>
+    </w:lvl>
+    <w:lvl w:ilvl="5" w:tplc="0809001B" w:tentative="1">
+      <w:start w:val="1"/>
+      <w:numFmt w:val="lowerRoman"/>
+      <w:lvlText w:val="%6."/>
+      <w:lvlJc w:val="right"/>
+      <w:pPr>
+        <w:ind w:left="3960" w:hanging="180"/>
+      </w:pPr>
+    </w:lvl>
+    <w:lvl w:ilvl="6" w:tplc="0809000F" w:tentative="1">
+      <w:start w:val="1"/>
+      <w:numFmt w:val="decimal"/>
+      <w:lvlText w:val="%7."/>
+      <w:lvlJc w:val="left"/>
+      <w:pPr>
+        <w:ind w:left="4680" w:hanging="360"/>
+      </w:pPr>
+    </w:lvl>
+    <w:lvl w:ilvl="7" w:tplc="08090019" w:tentative="1">
+      <w:start w:val="1"/>
+      <w:numFmt w:val="lowerLetter"/>
+      <w:lvlText w:val="%8."/>
+      <w:lvlJc w:val="left"/>
+      <w:pPr>
+        <w:ind w:left="5400" w:hanging="360"/>
+      </w:pPr>
+    </w:lvl>
+    <w:lvl w:ilvl="8" w:tplc="0809001B" w:tentative="1">
+      <w:start w:val="1"/>
+      <w:numFmt w:val="lowerRoman"/>
+      <w:lvlText w:val="%9."/>
+      <w:lvlJc w:val="right"/>
+      <w:pPr>
+        <w:ind w:left="6120" w:hanging="180"/>
+      </w:pPr>
+    </w:lvl>
+  </w:abstractNum>
+  <w:abstractNum w:abstractNumId="25" w15:restartNumberingAfterBreak="0">
     <w:nsid w:val="782161E8"/>
     <w:multiLevelType w:val="hybridMultilevel"/>
     <w:tmpl w:val="E118ED38"/>
@@ -4660,7 +5792,7 @@
       </w:pPr>
     </w:lvl>
   </w:abstractNum>
-  <w:abstractNum w:abstractNumId="23" w15:restartNumberingAfterBreak="0">
+  <w:abstractNum w:abstractNumId="26" w15:restartNumberingAfterBreak="0">
     <w:nsid w:val="7A6B20C4"/>
     <w:multiLevelType w:val="multilevel"/>
     <w:tmpl w:val="0809001F"/>
@@ -4750,83 +5882,92 @@
     </w:lvl>
   </w:abstractNum>
   <w:num w:numId="1" w16cid:durableId="526718861">
-    <w:abstractNumId w:val="3"/>
+    <w:abstractNumId w:val="4"/>
   </w:num>
   <w:num w:numId="2" w16cid:durableId="981496728">
-    <w:abstractNumId w:val="10"/>
+    <w:abstractNumId w:val="11"/>
   </w:num>
   <w:num w:numId="3" w16cid:durableId="1853883872">
-    <w:abstractNumId w:val="23"/>
+    <w:abstractNumId w:val="26"/>
   </w:num>
   <w:num w:numId="4" w16cid:durableId="72436723">
-    <w:abstractNumId w:val="18"/>
+    <w:abstractNumId w:val="19"/>
   </w:num>
   <w:num w:numId="5" w16cid:durableId="1446073396">
-    <w:abstractNumId w:val="20"/>
+    <w:abstractNumId w:val="21"/>
   </w:num>
   <w:num w:numId="6" w16cid:durableId="1667979222">
-    <w:abstractNumId w:val="12"/>
+    <w:abstractNumId w:val="13"/>
   </w:num>
   <w:num w:numId="7" w16cid:durableId="1851676982">
-    <w:abstractNumId w:val="16"/>
+    <w:abstractNumId w:val="17"/>
   </w:num>
   <w:num w:numId="8" w16cid:durableId="1442069209">
     <w:abstractNumId w:val="0"/>
   </w:num>
   <w:num w:numId="9" w16cid:durableId="1807895740">
-    <w:abstractNumId w:val="21"/>
+    <w:abstractNumId w:val="23"/>
   </w:num>
   <w:num w:numId="10" w16cid:durableId="1677926624">
+    <w:abstractNumId w:val="15"/>
+  </w:num>
+  <w:num w:numId="11" w16cid:durableId="5448554">
+    <w:abstractNumId w:val="6"/>
+  </w:num>
+  <w:num w:numId="12" w16cid:durableId="516970405">
+    <w:abstractNumId w:val="18"/>
+  </w:num>
+  <w:num w:numId="13" w16cid:durableId="487676503">
+    <w:abstractNumId w:val="20"/>
+  </w:num>
+  <w:num w:numId="14" w16cid:durableId="603612303">
     <w:abstractNumId w:val="14"/>
   </w:num>
-  <w:num w:numId="11" w16cid:durableId="5448554">
-    <w:abstractNumId w:val="5"/>
-  </w:num>
-  <w:num w:numId="12" w16cid:durableId="516970405">
-    <w:abstractNumId w:val="17"/>
-  </w:num>
-  <w:num w:numId="13" w16cid:durableId="487676503">
-    <w:abstractNumId w:val="19"/>
-  </w:num>
-  <w:num w:numId="14" w16cid:durableId="603612303">
-    <w:abstractNumId w:val="13"/>
-  </w:num>
   <w:num w:numId="15" w16cid:durableId="930549052">
-    <w:abstractNumId w:val="9"/>
+    <w:abstractNumId w:val="10"/>
   </w:num>
   <w:num w:numId="16" w16cid:durableId="1781755254">
-    <w:abstractNumId w:val="11"/>
+    <w:abstractNumId w:val="12"/>
   </w:num>
   <w:num w:numId="17" w16cid:durableId="1403797846">
-    <w:abstractNumId w:val="6"/>
+    <w:abstractNumId w:val="7"/>
   </w:num>
   <w:num w:numId="18" w16cid:durableId="1565871349">
-    <w:abstractNumId w:val="2"/>
+    <w:abstractNumId w:val="3"/>
   </w:num>
   <w:num w:numId="19" w16cid:durableId="11152606">
-    <w:abstractNumId w:val="22"/>
+    <w:abstractNumId w:val="25"/>
   </w:num>
   <w:num w:numId="20" w16cid:durableId="1206143852">
     <w:abstractNumId w:val="1"/>
   </w:num>
   <w:num w:numId="21" w16cid:durableId="2025201974">
-    <w:abstractNumId w:val="15"/>
+    <w:abstractNumId w:val="16"/>
   </w:num>
   <w:num w:numId="22" w16cid:durableId="1805075621">
-    <w:abstractNumId w:val="4"/>
+    <w:abstractNumId w:val="5"/>
   </w:num>
   <w:num w:numId="23" w16cid:durableId="104739712">
-    <w:abstractNumId w:val="7"/>
+    <w:abstractNumId w:val="8"/>
   </w:num>
   <w:num w:numId="24" w16cid:durableId="482241295">
-    <w:abstractNumId w:val="8"/>
+    <w:abstractNumId w:val="9"/>
+  </w:num>
+  <w:num w:numId="25" w16cid:durableId="167982900">
+    <w:abstractNumId w:val="24"/>
+  </w:num>
+  <w:num w:numId="26" w16cid:durableId="1559592025">
+    <w:abstractNumId w:val="2"/>
+  </w:num>
+  <w:num w:numId="27" w16cid:durableId="399979928">
+    <w:abstractNumId w:val="22"/>
   </w:num>
   <w:numIdMacAtCleanup w:val="5"/>
 </w:numbering>
 </file>
 
 <file path=word/styles.xml><?xml version="1.0" encoding="utf-8"?>
-<w:styles xmlns:mc="http://schemas.openxmlformats.org/markup-compatibility/2006" xmlns:r="http://schemas.openxmlformats.org/officeDocument/2006/relationships" xmlns:w="http://schemas.openxmlformats.org/wordprocessingml/2006/main" xmlns:w14="http://schemas.microsoft.com/office/word/2010/wordml" xmlns:w15="http://schemas.microsoft.com/office/word/2012/wordml" xmlns:w16cex="http://schemas.microsoft.com/office/word/2018/wordml/cex" xmlns:w16cid="http://schemas.microsoft.com/office/word/2016/wordml/cid" xmlns:w16="http://schemas.microsoft.com/office/word/2018/wordml" xmlns:w16du="http://schemas.microsoft.com/office/word/2023/wordml/word16du" xmlns:w16sdtdh="http://schemas.microsoft.com/office/word/2020/wordml/sdtdatahash" xmlns:w16se="http://schemas.microsoft.com/office/word/2015/wordml/symex" mc:Ignorable="w14 w15 w16se w16cid w16 w16cex w16sdtdh w16du">
+<w:styles xmlns:mc="http://schemas.openxmlformats.org/markup-compatibility/2006" xmlns:r="http://schemas.openxmlformats.org/officeDocument/2006/relationships" xmlns:w="http://schemas.openxmlformats.org/wordprocessingml/2006/main" xmlns:w14="http://schemas.microsoft.com/office/word/2010/wordml" xmlns:w15="http://schemas.microsoft.com/office/word/2012/wordml" xmlns:w16cex="http://schemas.microsoft.com/office/word/2018/wordml/cex" xmlns:w16cid="http://schemas.microsoft.com/office/word/2016/wordml/cid" xmlns:w16="http://schemas.microsoft.com/office/word/2018/wordml" xmlns:w16sdtdh="http://schemas.microsoft.com/office/word/2020/wordml/sdtdatahash" xmlns:w16se="http://schemas.microsoft.com/office/word/2015/wordml/symex" mc:Ignorable="w14 w15 w16se w16cid w16 w16cex w16sdtdh">
   <w:docDefaults>
     <w:rPrDefault>
       <w:rPr>
@@ -5223,7 +6364,7 @@
   <w:style w:type="paragraph" w:default="1" w:styleId="Normal">
     <w:name w:val="Normal"/>
     <w:qFormat/>
-    <w:rsid w:val="008063E1"/>
+    <w:rsid w:val="004D5494"/>
     <w:pPr>
       <w:spacing w:before="80" w:after="120"/>
     </w:pPr>
@@ -5348,7 +6489,6 @@
   <w:style w:type="character" w:default="1" w:styleId="DefaultParagraphFont">
     <w:name w:val="Default Paragraph Font"/>
     <w:uiPriority w:val="1"/>
-    <w:semiHidden/>
     <w:unhideWhenUsed/>
   </w:style>
   <w:style w:type="table" w:default="1" w:styleId="TableNormal">

--- a/Courses/Software-Sciences/IT-Module-3-Web-Design/23-Web-Security/23-Web-Security-Exercises.docx
+++ b/Courses/Software-Sciences/IT-Module-3-Web-Design/23-Web-Security/23-Web-Security-Exercises.docx
@@ -87,9 +87,9 @@
           <w:noProof/>
         </w:rPr>
         <w:drawing>
-          <wp:inline distT="0" distB="0" distL="0" distR="0" wp14:anchorId="73F5C6D6" wp14:editId="254E8C0B">
-            <wp:extent cx="1065886" cy="497260"/>
-            <wp:effectExtent l="0" t="0" r="1270" b="0"/>
+          <wp:inline distT="0" distB="0" distL="0" distR="0" wp14:anchorId="73F5C6D6" wp14:editId="13354152">
+            <wp:extent cx="1065886" cy="477023"/>
+            <wp:effectExtent l="0" t="0" r="1270" b="5715"/>
             <wp:docPr id="470543985" name="Picture 1"/>
             <wp:cNvGraphicFramePr>
               <a:graphicFrameLocks xmlns:a="http://schemas.openxmlformats.org/drawingml/2006/main" noChangeAspect="1"/>
@@ -118,7 +118,7 @@
                   <pic:spPr bwMode="auto">
                     <a:xfrm>
                       <a:off x="0" y="0"/>
-                      <a:ext cx="1065886" cy="497260"/>
+                      <a:ext cx="1065886" cy="477023"/>
                     </a:xfrm>
                     <a:prstGeom prst="rect">
                       <a:avLst/>
@@ -1186,13 +1186,7 @@
         <w:rPr>
           <w:lang w:val="bg-BG"/>
         </w:rPr>
-        <w:t>Импорт</w:t>
-      </w:r>
-      <w:r>
-        <w:rPr>
-          <w:lang w:val="bg-BG"/>
-        </w:rPr>
-        <w:t xml:space="preserve"> на съдържание</w:t>
+        <w:t>Импорт на съдържание</w:t>
       </w:r>
     </w:p>
     <w:p>
@@ -1352,15 +1346,7 @@
           <w:bCs/>
           <w:lang w:val="en-GB"/>
         </w:rPr>
-        <w:t>Run Importer]</w:t>
-      </w:r>
-      <w:r>
-        <w:rPr>
-          <w:b/>
-          <w:bCs/>
-          <w:lang w:val="en-GB"/>
-        </w:rPr>
-        <w:t>.</w:t>
+        <w:t>Run Importer].</w:t>
       </w:r>
     </w:p>
     <w:p>
@@ -1370,8 +1356,11 @@
         </w:rPr>
       </w:pPr>
       <w:r>
+        <w:rPr>
+          <w:noProof/>
+        </w:rPr>
         <w:drawing>
-          <wp:inline distT="0" distB="0" distL="0" distR="0" wp14:anchorId="46C0ED75" wp14:editId="718563B2">
+          <wp:inline distT="0" distB="0" distL="0" distR="0" wp14:anchorId="46C0ED75" wp14:editId="7F2395C2">
             <wp:extent cx="3574785" cy="1454150"/>
             <wp:effectExtent l="12700" t="12700" r="6985" b="6350"/>
             <wp:docPr id="7" name="Picture 6">
@@ -1614,6 +1603,9 @@
         </w:rPr>
       </w:pPr>
       <w:r>
+        <w:rPr>
+          <w:noProof/>
+        </w:rPr>
         <w:drawing>
           <wp:inline distT="0" distB="0" distL="0" distR="0" wp14:anchorId="3BFD36EF" wp14:editId="3CB93EA1">
             <wp:extent cx="3558211" cy="2301875"/>
@@ -1842,7 +1834,7 @@
           <w:lang w:val="bg-BG"/>
         </w:rPr>
         <w:drawing>
-          <wp:anchor distT="0" distB="0" distL="114300" distR="114300" simplePos="0" relativeHeight="251660288" behindDoc="1" locked="0" layoutInCell="1" allowOverlap="1" wp14:anchorId="108FC6DC" wp14:editId="05AFEB01">
+          <wp:anchor distT="0" distB="0" distL="114300" distR="114300" simplePos="0" relativeHeight="251660288" behindDoc="1" locked="0" layoutInCell="1" allowOverlap="1" wp14:anchorId="108FC6DC" wp14:editId="6DEB8393">
             <wp:simplePos x="0" y="0"/>
             <wp:positionH relativeFrom="column">
               <wp:posOffset>4332605</wp:posOffset>
@@ -1910,7 +1902,7 @@
           <w:lang w:val="bg-BG"/>
         </w:rPr>
         <w:drawing>
-          <wp:inline distT="0" distB="0" distL="0" distR="0" wp14:anchorId="2C27F6BC" wp14:editId="475DF3DE">
+          <wp:inline distT="0" distB="0" distL="0" distR="0" wp14:anchorId="2C27F6BC" wp14:editId="4144227A">
             <wp:extent cx="3578785" cy="2339975"/>
             <wp:effectExtent l="12700" t="12700" r="15875" b="9525"/>
             <wp:docPr id="535718883" name="Picture 3"/>
@@ -6489,6 +6481,7 @@
   <w:style w:type="character" w:default="1" w:styleId="DefaultParagraphFont">
     <w:name w:val="Default Paragraph Font"/>
     <w:uiPriority w:val="1"/>
+    <w:semiHidden/>
     <w:unhideWhenUsed/>
   </w:style>
   <w:style w:type="table" w:default="1" w:styleId="TableNormal">
